--- a/zht/docx/003.content.docx
+++ b/zht/docx/003.content.docx
@@ -150,26 +150,6 @@
           <w:lang w:val="zh_TW" w:bidi="zh_TW"/>
         </w:rPr>
         <w:t>ba</w:t>
-      </w:r>
-      <w:r>
-        <w:rPr>
-          <w:lang w:val="zh_TW" w:bidi="zh_TW"/>
-        </w:rPr>
-      </w:r>
-    </w:p>
-    <w:p>
-      <w:pPr/>
-      <w:r>
-        <w:rPr>
-          <w:lang w:val="zh_TW" w:bidi="zh_TW"/>
-        </w:rPr>
-      </w:r>
-      <w:r>
-        <w:rPr>
-          <w:i/>
-          <w:lang w:val="zh_TW" w:bidi="zh_TW"/>
-        </w:rPr>
-        <w:t>巴別：萬國的分散</w:t>
       </w:r>
       <w:r>
         <w:rPr>

--- a/zht/docx/003.content.docx
+++ b/zht/docx/003.content.docx
@@ -19,7 +19,7 @@
         <w:rPr>
           <w:lang w:val="zh_TW" w:bidi="zh_TW"/>
         </w:rPr>
-        <w:t>Resource: Study Notes - Themes (Tyndale)</w:t>
+        <w:t>Resource: Tyndale Open Study Notes</w:t>
       </w:r>
       <w:r>
         <w:rPr>
@@ -112,7 +112,7 @@
         <w:rPr>
           <w:lang w:val="zh_TW" w:bidi="zh_TW"/>
         </w:rPr>
-        <w:t>Study Notes - Themes (Tyndale)</w:t>
+        <w:t>Tyndale Open Study Notes</w:t>
       </w:r>
     </w:p>
     <w:p>

--- a/zht/docx/003.content.docx
+++ b/zht/docx/003.content.docx
@@ -149,7 +149,7 @@
         <w:rPr>
           <w:lang w:val="zh_TW" w:bidi="zh_TW"/>
         </w:rPr>
-        <w:t>ba</w:t>
+        <w:t>bao</w:t>
       </w:r>
       <w:r>
         <w:rPr>
@@ -212,7 +212,7 @@
         <w:rPr>
           <w:lang w:val="zh_TW" w:bidi="zh_TW"/>
         </w:rPr>
-        <w:t>巴別：萬國的分散</w:t>
+        <w:t>保羅使徒的角色</w:t>
       </w:r>
       <w:r>
         <w:rPr>
@@ -231,7 +231,7 @@
         <w:rPr>
           <w:lang w:val="zh_TW" w:bidi="zh_TW"/>
         </w:rPr>
-        <w:t>巴別塔的故事說明了語言的障礙如何使列國與族群彼此分隔，並被分散到不同的地理位置。大洪水之後，神審判了極其邪惡的人類，但人類很快又再次悖逆，建造一座「塔頂通天」的塔（</w:t>
+        <w:t>要認識保羅作為耶穌基督使徒的角色，我們可以從哥林多後書的描述讀起。保羅在這封信中，分享他事工的核心。保羅是神特別差派的使者，負責在非猶太人（外邦人）中建立並牧養教會。他的服事態度嚴肅真誠，信息關乎生死的重大議題（</w:t>
       </w:r>
       <w:hyperlink r:id="rId13">
         <w:r>
@@ -242,14 +242,14 @@
             <w:color w:val="0000EE"/>
             <w:u w:val="single"/>
           </w:rPr>
-          <w:t>創11:4</w:t>
-        </w:r>
-      </w:hyperlink>
-      <w:r>
-        <w:rPr>
-          <w:lang w:val="zh_TW" w:bidi="zh_TW"/>
-        </w:rPr>
-        <w:t>）。他們不再敬拜神，反而企圖榮耀自己，想要在沒有神的情況下團結一致。神看見他們這種危險的獨立心態與驕傲，知道這會使他們再次走向罪惡與滅亡。因此，神「變亂他們的口音」，並「使眾人分散在全地上」（</w:t>
+          <w:t>林後2:15–17</w:t>
+        </w:r>
+      </w:hyperlink>
+      <w:r>
+        <w:rPr>
+          <w:lang w:val="zh_TW" w:bidi="zh_TW"/>
+        </w:rPr>
+        <w:t>）。他也是早期的基督教宣教士，將關於耶穌的好消息（福音），帶到從未聽過耶穌的人當中（見</w:t>
       </w:r>
       <w:hyperlink r:id="rId14">
         <w:r>
@@ -260,19 +260,7 @@
             <w:color w:val="0000EE"/>
             <w:u w:val="single"/>
           </w:rPr>
-          <w:t>11:7、</w:t>
-        </w:r>
-      </w:hyperlink>
-      <w:hyperlink r:id="rId15">
-        <w:r>
-          <w:rPr>
-            <w:lang w:val="zh_TW" w:bidi="zh_TW"/>
-          </w:rPr>
-          <w:rPr>
-            <w:color w:val="0000EE"/>
-            <w:u w:val="single"/>
-          </w:rPr>
-          <w:t>9</w:t>
+          <w:t>羅15:20–21</w:t>
         </w:r>
       </w:hyperlink>
       <w:r>
@@ -293,7 +281,25 @@
         <w:rPr>
           <w:lang w:val="zh_TW" w:bidi="zh_TW"/>
         </w:rPr>
-        <w:t>巴別事件標誌著萬民之間開始產生語言與文化上的差異與誤解。這種分裂直到聖靈降臨時才開始逆轉（見</w:t>
+        <w:t>保羅所傳的福音簡明直接（例如，見</w:t>
+      </w:r>
+      <w:hyperlink r:id="rId15">
+        <w:r>
+          <w:rPr>
+            <w:lang w:val="zh_TW" w:bidi="zh_TW"/>
+          </w:rPr>
+          <w:rPr>
+            <w:color w:val="0000EE"/>
+            <w:u w:val="single"/>
+          </w:rPr>
+          <w:t>林後5:1–21</w:t>
+        </w:r>
+      </w:hyperlink>
+      <w:r>
+        <w:rPr>
+          <w:lang w:val="zh_TW" w:bidi="zh_TW"/>
+        </w:rPr>
+        <w:t>），而他的生命正是這信息的榜樣。他一直真誠和誠實服事（</w:t>
       </w:r>
       <w:hyperlink r:id="rId16">
         <w:r>
@@ -304,7 +310,43 @@
             <w:color w:val="0000EE"/>
             <w:u w:val="single"/>
           </w:rPr>
-          <w:t>徒2章</w:t>
+          <w:t>2:17</w:t>
+        </w:r>
+      </w:hyperlink>
+      <w:r>
+        <w:rPr>
+          <w:lang w:val="zh_TW" w:bidi="zh_TW"/>
+        </w:rPr>
+        <w:t>，</w:t>
+      </w:r>
+      <w:hyperlink r:id="rId17">
+        <w:r>
+          <w:rPr>
+            <w:lang w:val="zh_TW" w:bidi="zh_TW"/>
+          </w:rPr>
+          <w:rPr>
+            <w:color w:val="0000EE"/>
+            <w:u w:val="single"/>
+          </w:rPr>
+          <w:t>4:2</w:t>
+        </w:r>
+      </w:hyperlink>
+      <w:r>
+        <w:rPr>
+          <w:lang w:val="zh_TW" w:bidi="zh_TW"/>
+        </w:rPr>
+        <w:t>）。在他傳揚基督的信息時，會效法基督在十字架上自我犧牲的榜樣，來服事他人（</w:t>
+      </w:r>
+      <w:hyperlink r:id="rId18">
+        <w:r>
+          <w:rPr>
+            <w:lang w:val="zh_TW" w:bidi="zh_TW"/>
+          </w:rPr>
+          <w:rPr>
+            <w:color w:val="0000EE"/>
+            <w:u w:val="single"/>
+          </w:rPr>
+          <w:t>11:16–33</w:t>
         </w:r>
       </w:hyperlink>
       <w:r>
@@ -325,38 +367,8 @@
         <w:rPr>
           <w:lang w:val="zh_TW" w:bidi="zh_TW"/>
         </w:rPr>
-        <w:t>人在巴別塔事件中被分散之後，神透過亞伯拉罕與他後裔，重新與人建立關係（</w:t>
-      </w:r>
-      <w:hyperlink r:id="rId17">
-        <w:r>
-          <w:rPr>
-            <w:lang w:val="zh_TW" w:bidi="zh_TW"/>
-          </w:rPr>
-          <w:rPr>
-            <w:color w:val="0000EE"/>
-            <w:u w:val="single"/>
-          </w:rPr>
-          <w:t>創12:1–9</w:t>
-        </w:r>
-      </w:hyperlink>
-      <w:r>
-        <w:rPr>
-          <w:lang w:val="zh_TW" w:bidi="zh_TW"/>
-        </w:rPr>
-        <w:t>）。與巴別的人不同，亞伯拉罕因「信耶和華」而被神看為義。他不是倚靠自己的成就驕傲自大，而是憑信心倚靠神而活（</w:t>
-      </w:r>
-      <w:hyperlink r:id="rId18">
-        <w:r>
-          <w:rPr>
-            <w:lang w:val="zh_TW" w:bidi="zh_TW"/>
-          </w:rPr>
-          <w:rPr>
-            <w:color w:val="0000EE"/>
-            <w:u w:val="single"/>
-          </w:rPr>
-          <w:t>15:6，</w:t>
-        </w:r>
-      </w:hyperlink>
+        <w:t>有些人質疑保羅的權柄，因此他講述神如何呼召他成為使徒，並在哥林多建立他的事工（</w:t>
+      </w:r>
       <w:hyperlink r:id="rId19">
         <w:r>
           <w:rPr>
@@ -366,9 +378,15 @@
             <w:color w:val="0000EE"/>
             <w:u w:val="single"/>
           </w:rPr>
-          <w:t>17:1，</w:t>
-        </w:r>
-      </w:hyperlink>
+          <w:t>林後10:12–18</w:t>
+        </w:r>
+      </w:hyperlink>
+      <w:r>
+        <w:rPr>
+          <w:lang w:val="zh_TW" w:bidi="zh_TW"/>
+        </w:rPr>
+        <w:t>）。又有人要求他拿證據證明基督揀選了他，並批評他身上的軟弱（</w:t>
+      </w:r>
       <w:hyperlink r:id="rId20">
         <w:r>
           <w:rPr>
@@ -378,9 +396,15 @@
             <w:color w:val="0000EE"/>
             <w:u w:val="single"/>
           </w:rPr>
-          <w:t>18:19，</w:t>
-        </w:r>
-      </w:hyperlink>
+          <w:t>13:3</w:t>
+        </w:r>
+      </w:hyperlink>
+      <w:r>
+        <w:rPr>
+          <w:lang w:val="zh_TW" w:bidi="zh_TW"/>
+        </w:rPr>
+        <w:t>）。對此，他指向耶穌的十字架，以及他從中學到的功課（見</w:t>
+      </w:r>
       <w:hyperlink r:id="rId21">
         <w:r>
           <w:rPr>
@@ -390,7 +414,43 @@
             <w:color w:val="0000EE"/>
             <w:u w:val="single"/>
           </w:rPr>
-          <w:t>26:5</w:t>
+          <w:t>13:4</w:t>
+        </w:r>
+      </w:hyperlink>
+      <w:r>
+        <w:rPr>
+          <w:lang w:val="zh_TW" w:bidi="zh_TW"/>
+        </w:rPr>
+        <w:t>，</w:t>
+      </w:r>
+      <w:hyperlink r:id="rId22">
+        <w:r>
+          <w:rPr>
+            <w:lang w:val="zh_TW" w:bidi="zh_TW"/>
+          </w:rPr>
+          <w:rPr>
+            <w:color w:val="0000EE"/>
+            <w:u w:val="single"/>
+          </w:rPr>
+          <w:t>4:10</w:t>
+        </w:r>
+      </w:hyperlink>
+      <w:r>
+        <w:rPr>
+          <w:lang w:val="zh_TW" w:bidi="zh_TW"/>
+        </w:rPr>
+        <w:t>）。保羅清楚知道自己的限制，也明白他需要依靠神的恩典來完成他的工作。真正的使徒權柄，是在人的軟弱中彰顯出神的能力（</w:t>
+      </w:r>
+      <w:hyperlink r:id="rId23">
+        <w:r>
+          <w:rPr>
+            <w:lang w:val="zh_TW" w:bidi="zh_TW"/>
+          </w:rPr>
+          <w:rPr>
+            <w:color w:val="0000EE"/>
+            <w:u w:val="single"/>
+          </w:rPr>
+          <w:t>12:1–10</w:t>
         </w:r>
       </w:hyperlink>
       <w:r>
@@ -409,10 +469,45 @@
       </w:r>
       <w:r>
         <w:rPr>
-          <w:u w:val="single"/>
-          <w:lang w:val="zh_TW" w:bidi="zh_TW"/>
-        </w:rPr>
-        <w:t>進深研究的經文段落</w:t>
+          <w:lang w:val="zh_TW" w:bidi="zh_TW"/>
+        </w:rPr>
+        <w:t>為了支持自己使徒的身份，保羅也曾行神蹟奇事（</w:t>
+      </w:r>
+      <w:hyperlink r:id="rId24">
+        <w:r>
+          <w:rPr>
+            <w:lang w:val="zh_TW" w:bidi="zh_TW"/>
+          </w:rPr>
+          <w:rPr>
+            <w:color w:val="0000EE"/>
+            <w:u w:val="single"/>
+          </w:rPr>
+          <w:t>林後12:12</w:t>
+        </w:r>
+      </w:hyperlink>
+      <w:r>
+        <w:rPr>
+          <w:lang w:val="zh_TW" w:bidi="zh_TW"/>
+        </w:rPr>
+        <w:t>）；但卻未能奏效，初建立的哥林多教會仍有懷疑他的聲音。面對哥林多信徒的質疑，保羅展現極大的耐心，並未放棄他的服事。這份忍耐正反映出耶穌的榜樣，主在世時也遭受許多人的反對（</w:t>
+      </w:r>
+      <w:hyperlink r:id="rId25">
+        <w:r>
+          <w:rPr>
+            <w:lang w:val="zh_TW" w:bidi="zh_TW"/>
+          </w:rPr>
+          <w:rPr>
+            <w:color w:val="0000EE"/>
+            <w:u w:val="single"/>
+          </w:rPr>
+          <w:t>來12:2–3</w:t>
+        </w:r>
+      </w:hyperlink>
+      <w:r>
+        <w:rPr>
+          <w:lang w:val="zh_TW" w:bidi="zh_TW"/>
+        </w:rPr>
+        <w:t>）。</w:t>
       </w:r>
     </w:p>
     <w:p>
@@ -422,16 +517,1573 @@
           <w:lang w:val="zh_TW" w:bidi="zh_TW"/>
         </w:rPr>
       </w:r>
-      <w:hyperlink r:id="rId22">
-        <w:r>
-          <w:rPr>
-            <w:lang w:val="zh_TW" w:bidi="zh_TW"/>
-          </w:rPr>
-          <w:rPr>
-            <w:color w:val="0000EE"/>
-            <w:u w:val="single"/>
-          </w:rPr>
-          <w:t>創11:1–9</w:t>
+      <w:r>
+        <w:rPr>
+          <w:lang w:val="zh_TW" w:bidi="zh_TW"/>
+        </w:rPr>
+        <w:t>保羅的榜樣，教導所有參與服事的人：</w:t>
+      </w:r>
+    </w:p>
+    <w:p>
+      <w:pPr>
+        <w:pStyle w:val="ListNumber"/>
+        <w:numPr>
+          <w:ilvl w:val="0"/>
+          <w:numId w:val="14"/>
+        </w:numPr>
+        <w:spacing w:line="240" w:lineRule="auto"/>
+        <w:ind w:left="720"/>
+      </w:pPr>
+      <w:r>
+        <w:rPr>
+          <w:lang w:val="zh_TW" w:bidi="zh_TW"/>
+        </w:rPr>
+      </w:r>
+      <w:r>
+        <w:rPr>
+          <w:lang w:val="zh_TW" w:bidi="zh_TW"/>
+        </w:rPr>
+        <w:t>基督徒領袖應把批評視為自我省察的機會，並檢視所受指控是否屬實。</w:t>
+      </w:r>
+    </w:p>
+    <w:p>
+      <w:pPr>
+        <w:pStyle w:val="ListNumber"/>
+        <w:spacing w:line="240" w:lineRule="auto"/>
+        <w:ind w:left="720"/>
+      </w:pPr>
+      <w:r>
+        <w:rPr>
+          <w:lang w:val="zh_TW" w:bidi="zh_TW"/>
+        </w:rPr>
+      </w:r>
+      <w:r>
+        <w:rPr>
+          <w:lang w:val="zh_TW" w:bidi="zh_TW"/>
+        </w:rPr>
+        <w:t>基督徒領袖在遇到無故反對時應持守忍耐，並專注於自己的工作。</w:t>
+      </w:r>
+    </w:p>
+    <w:p>
+      <w:pPr>
+        <w:pStyle w:val="ListNumber"/>
+        <w:spacing w:line="240" w:lineRule="auto"/>
+        <w:ind w:left="720"/>
+      </w:pPr>
+      <w:r>
+        <w:rPr>
+          <w:lang w:val="zh_TW" w:bidi="zh_TW"/>
+        </w:rPr>
+      </w:r>
+      <w:r>
+        <w:rPr>
+          <w:lang w:val="zh_TW" w:bidi="zh_TW"/>
+        </w:rPr>
+        <w:t>在適當的時候要理性辯護，說明動機，同時也要承認主才是最終的審判者。</w:t>
+      </w:r>
+    </w:p>
+    <w:p>
+      <w:pPr/>
+      <w:r>
+        <w:rPr>
+          <w:lang w:val="zh_TW" w:bidi="zh_TW"/>
+        </w:rPr>
+      </w:r>
+      <w:r>
+        <w:rPr>
+          <w:u w:val="single"/>
+          <w:lang w:val="zh_TW" w:bidi="zh_TW"/>
+        </w:rPr>
+        <w:t>進深研究的經文段落</w:t>
+      </w:r>
+    </w:p>
+    <w:p>
+      <w:pPr/>
+      <w:r>
+        <w:rPr>
+          <w:lang w:val="zh_TW" w:bidi="zh_TW"/>
+        </w:rPr>
+      </w:r>
+      <w:hyperlink r:id="rId26">
+        <w:r>
+          <w:rPr>
+            <w:lang w:val="zh_TW" w:bidi="zh_TW"/>
+          </w:rPr>
+          <w:rPr>
+            <w:color w:val="0000EE"/>
+            <w:u w:val="single"/>
+          </w:rPr>
+          <w:t>太10:5–42</w:t>
+        </w:r>
+      </w:hyperlink>
+      <w:r>
+        <w:rPr>
+          <w:lang w:val="zh_TW" w:bidi="zh_TW"/>
+        </w:rPr>
+        <w:t>，</w:t>
+      </w:r>
+      <w:hyperlink r:id="rId27">
+        <w:r>
+          <w:rPr>
+            <w:lang w:val="zh_TW" w:bidi="zh_TW"/>
+          </w:rPr>
+          <w:rPr>
+            <w:color w:val="0000EE"/>
+            <w:u w:val="single"/>
+          </w:rPr>
+          <w:t>28:18–20</w:t>
+        </w:r>
+      </w:hyperlink>
+      <w:r>
+        <w:rPr>
+          <w:lang w:val="zh_TW" w:bidi="zh_TW"/>
+        </w:rPr>
+        <w:t>；</w:t>
+      </w:r>
+      <w:hyperlink r:id="rId28">
+        <w:r>
+          <w:rPr>
+            <w:lang w:val="zh_TW" w:bidi="zh_TW"/>
+          </w:rPr>
+          <w:rPr>
+            <w:color w:val="0000EE"/>
+            <w:u w:val="single"/>
+          </w:rPr>
+          <w:t>可1:17</w:t>
+        </w:r>
+      </w:hyperlink>
+      <w:r>
+        <w:rPr>
+          <w:lang w:val="zh_TW" w:bidi="zh_TW"/>
+        </w:rPr>
+        <w:t>，</w:t>
+      </w:r>
+      <w:hyperlink r:id="rId29">
+        <w:r>
+          <w:rPr>
+            <w:lang w:val="zh_TW" w:bidi="zh_TW"/>
+          </w:rPr>
+          <w:rPr>
+            <w:color w:val="0000EE"/>
+            <w:u w:val="single"/>
+          </w:rPr>
+          <w:t>2:14</w:t>
+        </w:r>
+      </w:hyperlink>
+      <w:r>
+        <w:rPr>
+          <w:lang w:val="zh_TW" w:bidi="zh_TW"/>
+        </w:rPr>
+        <w:t>，</w:t>
+      </w:r>
+      <w:hyperlink r:id="rId30">
+        <w:r>
+          <w:rPr>
+            <w:lang w:val="zh_TW" w:bidi="zh_TW"/>
+          </w:rPr>
+          <w:rPr>
+            <w:color w:val="0000EE"/>
+            <w:u w:val="single"/>
+          </w:rPr>
+          <w:t>3:14–15</w:t>
+        </w:r>
+      </w:hyperlink>
+      <w:r>
+        <w:rPr>
+          <w:lang w:val="zh_TW" w:bidi="zh_TW"/>
+        </w:rPr>
+        <w:t>；</w:t>
+      </w:r>
+      <w:hyperlink r:id="rId31">
+        <w:r>
+          <w:rPr>
+            <w:lang w:val="zh_TW" w:bidi="zh_TW"/>
+          </w:rPr>
+          <w:rPr>
+            <w:color w:val="0000EE"/>
+            <w:u w:val="single"/>
+          </w:rPr>
+          <w:t>約21:15–17</w:t>
+        </w:r>
+      </w:hyperlink>
+      <w:r>
+        <w:rPr>
+          <w:lang w:val="zh_TW" w:bidi="zh_TW"/>
+        </w:rPr>
+        <w:t>；</w:t>
+      </w:r>
+      <w:hyperlink r:id="rId32">
+        <w:r>
+          <w:rPr>
+            <w:lang w:val="zh_TW" w:bidi="zh_TW"/>
+          </w:rPr>
+          <w:rPr>
+            <w:color w:val="0000EE"/>
+            <w:u w:val="single"/>
+          </w:rPr>
+          <w:t>徒1:2–8</w:t>
+        </w:r>
+      </w:hyperlink>
+      <w:r>
+        <w:rPr>
+          <w:lang w:val="zh_TW" w:bidi="zh_TW"/>
+        </w:rPr>
+        <w:t>、</w:t>
+      </w:r>
+      <w:hyperlink r:id="rId33">
+        <w:r>
+          <w:rPr>
+            <w:lang w:val="zh_TW" w:bidi="zh_TW"/>
+          </w:rPr>
+          <w:rPr>
+            <w:color w:val="0000EE"/>
+            <w:u w:val="single"/>
+          </w:rPr>
+          <w:t>20–26</w:t>
+        </w:r>
+      </w:hyperlink>
+      <w:r>
+        <w:rPr>
+          <w:lang w:val="zh_TW" w:bidi="zh_TW"/>
+        </w:rPr>
+        <w:t>，</w:t>
+      </w:r>
+      <w:hyperlink r:id="rId34">
+        <w:r>
+          <w:rPr>
+            <w:lang w:val="zh_TW" w:bidi="zh_TW"/>
+          </w:rPr>
+          <w:rPr>
+            <w:color w:val="0000EE"/>
+            <w:u w:val="single"/>
+          </w:rPr>
+          <w:t>2:42–43</w:t>
+        </w:r>
+      </w:hyperlink>
+      <w:r>
+        <w:rPr>
+          <w:lang w:val="zh_TW" w:bidi="zh_TW"/>
+        </w:rPr>
+        <w:t>，</w:t>
+      </w:r>
+      <w:hyperlink r:id="rId35">
+        <w:r>
+          <w:rPr>
+            <w:lang w:val="zh_TW" w:bidi="zh_TW"/>
+          </w:rPr>
+          <w:rPr>
+            <w:color w:val="0000EE"/>
+            <w:u w:val="single"/>
+          </w:rPr>
+          <w:t>4:33</w:t>
+        </w:r>
+      </w:hyperlink>
+      <w:r>
+        <w:rPr>
+          <w:lang w:val="zh_TW" w:bidi="zh_TW"/>
+        </w:rPr>
+        <w:t>，</w:t>
+      </w:r>
+      <w:hyperlink r:id="rId36">
+        <w:r>
+          <w:rPr>
+            <w:lang w:val="zh_TW" w:bidi="zh_TW"/>
+          </w:rPr>
+          <w:rPr>
+            <w:color w:val="0000EE"/>
+            <w:u w:val="single"/>
+          </w:rPr>
+          <w:t>5:12</w:t>
+        </w:r>
+      </w:hyperlink>
+      <w:r>
+        <w:rPr>
+          <w:lang w:val="zh_TW" w:bidi="zh_TW"/>
+        </w:rPr>
+        <w:t>，</w:t>
+      </w:r>
+      <w:hyperlink r:id="rId37">
+        <w:r>
+          <w:rPr>
+            <w:lang w:val="zh_TW" w:bidi="zh_TW"/>
+          </w:rPr>
+          <w:rPr>
+            <w:color w:val="0000EE"/>
+            <w:u w:val="single"/>
+          </w:rPr>
+          <w:t>6:2–4</w:t>
+        </w:r>
+      </w:hyperlink>
+      <w:r>
+        <w:rPr>
+          <w:lang w:val="zh_TW" w:bidi="zh_TW"/>
+        </w:rPr>
+        <w:t>，</w:t>
+      </w:r>
+      <w:hyperlink r:id="rId38">
+        <w:r>
+          <w:rPr>
+            <w:lang w:val="zh_TW" w:bidi="zh_TW"/>
+          </w:rPr>
+          <w:rPr>
+            <w:color w:val="0000EE"/>
+            <w:u w:val="single"/>
+          </w:rPr>
+          <w:t>10:39–43</w:t>
+        </w:r>
+      </w:hyperlink>
+      <w:r>
+        <w:rPr>
+          <w:lang w:val="zh_TW" w:bidi="zh_TW"/>
+        </w:rPr>
+        <w:t>，</w:t>
+      </w:r>
+      <w:hyperlink r:id="rId39">
+        <w:r>
+          <w:rPr>
+            <w:lang w:val="zh_TW" w:bidi="zh_TW"/>
+          </w:rPr>
+          <w:rPr>
+            <w:color w:val="0000EE"/>
+            <w:u w:val="single"/>
+          </w:rPr>
+          <w:t>14:3</w:t>
+        </w:r>
+      </w:hyperlink>
+      <w:r>
+        <w:rPr>
+          <w:lang w:val="zh_TW" w:bidi="zh_TW"/>
+        </w:rPr>
+        <w:t>；</w:t>
+      </w:r>
+      <w:hyperlink r:id="rId40">
+        <w:r>
+          <w:rPr>
+            <w:lang w:val="zh_TW" w:bidi="zh_TW"/>
+          </w:rPr>
+          <w:rPr>
+            <w:color w:val="0000EE"/>
+            <w:u w:val="single"/>
+          </w:rPr>
+          <w:t>羅1:5</w:t>
+        </w:r>
+      </w:hyperlink>
+      <w:r>
+        <w:rPr>
+          <w:lang w:val="zh_TW" w:bidi="zh_TW"/>
+        </w:rPr>
+        <w:t>，</w:t>
+      </w:r>
+      <w:hyperlink r:id="rId41">
+        <w:r>
+          <w:rPr>
+            <w:lang w:val="zh_TW" w:bidi="zh_TW"/>
+          </w:rPr>
+          <w:rPr>
+            <w:color w:val="0000EE"/>
+            <w:u w:val="single"/>
+          </w:rPr>
+          <w:t>15:17–21</w:t>
+        </w:r>
+      </w:hyperlink>
+      <w:r>
+        <w:rPr>
+          <w:lang w:val="zh_TW" w:bidi="zh_TW"/>
+        </w:rPr>
+        <w:t>；</w:t>
+      </w:r>
+      <w:hyperlink r:id="rId42">
+        <w:r>
+          <w:rPr>
+            <w:lang w:val="zh_TW" w:bidi="zh_TW"/>
+          </w:rPr>
+          <w:rPr>
+            <w:color w:val="0000EE"/>
+            <w:u w:val="single"/>
+          </w:rPr>
+          <w:t>林前4:8–13</w:t>
+        </w:r>
+      </w:hyperlink>
+      <w:r>
+        <w:rPr>
+          <w:lang w:val="zh_TW" w:bidi="zh_TW"/>
+        </w:rPr>
+        <w:t>，</w:t>
+      </w:r>
+      <w:hyperlink r:id="rId43">
+        <w:r>
+          <w:rPr>
+            <w:lang w:val="zh_TW" w:bidi="zh_TW"/>
+          </w:rPr>
+          <w:rPr>
+            <w:color w:val="0000EE"/>
+            <w:u w:val="single"/>
+          </w:rPr>
+          <w:t>12:28–29</w:t>
+        </w:r>
+      </w:hyperlink>
+      <w:r>
+        <w:rPr>
+          <w:lang w:val="zh_TW" w:bidi="zh_TW"/>
+        </w:rPr>
+        <w:t>；</w:t>
+      </w:r>
+      <w:hyperlink r:id="rId16">
+        <w:r>
+          <w:rPr>
+            <w:lang w:val="zh_TW" w:bidi="zh_TW"/>
+          </w:rPr>
+          <w:rPr>
+            <w:color w:val="0000EE"/>
+            <w:u w:val="single"/>
+          </w:rPr>
+          <w:t>林後2:17</w:t>
+        </w:r>
+      </w:hyperlink>
+      <w:r>
+        <w:rPr>
+          <w:lang w:val="zh_TW" w:bidi="zh_TW"/>
+        </w:rPr>
+        <w:t>，</w:t>
+      </w:r>
+      <w:hyperlink r:id="rId17">
+        <w:r>
+          <w:rPr>
+            <w:lang w:val="zh_TW" w:bidi="zh_TW"/>
+          </w:rPr>
+          <w:rPr>
+            <w:color w:val="0000EE"/>
+            <w:u w:val="single"/>
+          </w:rPr>
+          <w:t>4:2</w:t>
+        </w:r>
+      </w:hyperlink>
+      <w:r>
+        <w:rPr>
+          <w:lang w:val="zh_TW" w:bidi="zh_TW"/>
+        </w:rPr>
+        <w:t>，</w:t>
+      </w:r>
+      <w:hyperlink r:id="rId44">
+        <w:r>
+          <w:rPr>
+            <w:lang w:val="zh_TW" w:bidi="zh_TW"/>
+          </w:rPr>
+          <w:rPr>
+            <w:color w:val="0000EE"/>
+            <w:u w:val="single"/>
+          </w:rPr>
+          <w:t>6:3–12</w:t>
+        </w:r>
+      </w:hyperlink>
+      <w:r>
+        <w:rPr>
+          <w:lang w:val="zh_TW" w:bidi="zh_TW"/>
+        </w:rPr>
+        <w:t>，</w:t>
+      </w:r>
+      <w:hyperlink r:id="rId19">
+        <w:r>
+          <w:rPr>
+            <w:lang w:val="zh_TW" w:bidi="zh_TW"/>
+          </w:rPr>
+          <w:rPr>
+            <w:color w:val="0000EE"/>
+            <w:u w:val="single"/>
+          </w:rPr>
+          <w:t>10:12–18</w:t>
+        </w:r>
+      </w:hyperlink>
+      <w:r>
+        <w:rPr>
+          <w:lang w:val="zh_TW" w:bidi="zh_TW"/>
+        </w:rPr>
+        <w:t>；</w:t>
+      </w:r>
+      <w:hyperlink r:id="rId45">
+        <w:r>
+          <w:rPr>
+            <w:lang w:val="zh_TW" w:bidi="zh_TW"/>
+          </w:rPr>
+          <w:rPr>
+            <w:color w:val="0000EE"/>
+            <w:u w:val="single"/>
+          </w:rPr>
+          <w:t>弗2:20</w:t>
+        </w:r>
+      </w:hyperlink>
+      <w:r>
+        <w:rPr>
+          <w:lang w:val="zh_TW" w:bidi="zh_TW"/>
+        </w:rPr>
+        <w:t>，</w:t>
+      </w:r>
+      <w:hyperlink r:id="rId46">
+        <w:r>
+          <w:rPr>
+            <w:lang w:val="zh_TW" w:bidi="zh_TW"/>
+          </w:rPr>
+          <w:rPr>
+            <w:color w:val="0000EE"/>
+            <w:u w:val="single"/>
+          </w:rPr>
+          <w:t>3:4–5</w:t>
+        </w:r>
+      </w:hyperlink>
+      <w:r>
+        <w:rPr>
+          <w:lang w:val="zh_TW" w:bidi="zh_TW"/>
+        </w:rPr>
+        <w:t>，</w:t>
+      </w:r>
+      <w:hyperlink r:id="rId47">
+        <w:r>
+          <w:rPr>
+            <w:lang w:val="zh_TW" w:bidi="zh_TW"/>
+          </w:rPr>
+          <w:rPr>
+            <w:color w:val="0000EE"/>
+            <w:u w:val="single"/>
+          </w:rPr>
+          <w:t>4:11–13</w:t>
+        </w:r>
+      </w:hyperlink>
+      <w:r>
+        <w:rPr>
+          <w:lang w:val="zh_TW" w:bidi="zh_TW"/>
+        </w:rPr>
+        <w:t>；</w:t>
+      </w:r>
+      <w:hyperlink r:id="rId48">
+        <w:r>
+          <w:rPr>
+            <w:lang w:val="zh_TW" w:bidi="zh_TW"/>
+          </w:rPr>
+          <w:rPr>
+            <w:color w:val="0000EE"/>
+            <w:u w:val="single"/>
+          </w:rPr>
+          <w:t>帖前2:7–12</w:t>
+        </w:r>
+      </w:hyperlink>
+      <w:r>
+        <w:rPr>
+          <w:lang w:val="zh_TW" w:bidi="zh_TW"/>
+        </w:rPr>
+      </w:r>
+      <w:r>
+        <w:rPr>
+          <w:lang w:val="zh_TW" w:bidi="zh_TW"/>
+        </w:rPr>
+      </w:r>
+    </w:p>
+    <w:p>
+      <w:pPr/>
+      <w:r>
+        <w:rPr>
+          <w:lang w:val="zh_TW" w:bidi="zh_TW"/>
+        </w:rPr>
+      </w:r>
+    </w:p>
+    <w:p>
+      <w:pPr>
+        <w:pStyle w:val="Heading2"/>
+      </w:pPr>
+      <w:r>
+        <w:rPr>
+          <w:lang w:val="zh_TW" w:bidi="zh_TW"/>
+        </w:rPr>
+        <w:t>報應</w:t>
+      </w:r>
+      <w:r>
+        <w:rPr>
+          <w:lang w:val="zh_TW" w:bidi="zh_TW"/>
+        </w:rPr>
+      </w:r>
+    </w:p>
+    <w:p>
+      <w:pPr/>
+      <w:r>
+        <w:rPr>
+          <w:lang w:val="zh_TW" w:bidi="zh_TW"/>
+        </w:rPr>
+      </w:r>
+      <w:r>
+        <w:rPr>
+          <w:lang w:val="zh_TW" w:bidi="zh_TW"/>
+        </w:rPr>
+        <w:t>神將生養眾多、治理全地的任務交給人類（</w:t>
+      </w:r>
+      <w:hyperlink r:id="rId49">
+        <w:r>
+          <w:rPr>
+            <w:lang w:val="zh_TW" w:bidi="zh_TW"/>
+          </w:rPr>
+          <w:rPr>
+            <w:color w:val="0000EE"/>
+            <w:u w:val="single"/>
+          </w:rPr>
+          <w:t>創1:28</w:t>
+        </w:r>
+      </w:hyperlink>
+      <w:r>
+        <w:rPr>
+          <w:lang w:val="zh_TW" w:bidi="zh_TW"/>
+        </w:rPr>
+        <w:t>）。然而，隨著人口增多，人們在屬靈上愈見敗壞，暴力與殺戮也日漸增多（</w:t>
+      </w:r>
+      <w:hyperlink r:id="rId50">
+        <w:r>
+          <w:rPr>
+            <w:lang w:val="zh_TW" w:bidi="zh_TW"/>
+          </w:rPr>
+          <w:rPr>
+            <w:color w:val="0000EE"/>
+            <w:u w:val="single"/>
+          </w:rPr>
+          <w:t>4:8</w:t>
+        </w:r>
+      </w:hyperlink>
+      <w:r>
+        <w:rPr>
+          <w:lang w:val="zh_TW" w:bidi="zh_TW"/>
+        </w:rPr>
+        <w:t>、</w:t>
+      </w:r>
+      <w:hyperlink r:id="rId51">
+        <w:r>
+          <w:rPr>
+            <w:lang w:val="zh_TW" w:bidi="zh_TW"/>
+          </w:rPr>
+          <w:rPr>
+            <w:color w:val="0000EE"/>
+            <w:u w:val="single"/>
+          </w:rPr>
+          <w:t>23</w:t>
+        </w:r>
+      </w:hyperlink>
+      <w:r>
+        <w:rPr>
+          <w:lang w:val="zh_TW" w:bidi="zh_TW"/>
+        </w:rPr>
+        <w:t>，</w:t>
+      </w:r>
+      <w:hyperlink r:id="rId52">
+        <w:r>
+          <w:rPr>
+            <w:lang w:val="zh_TW" w:bidi="zh_TW"/>
+          </w:rPr>
+          <w:rPr>
+            <w:color w:val="0000EE"/>
+            <w:u w:val="single"/>
+          </w:rPr>
+          <w:t>6:5</w:t>
+        </w:r>
+      </w:hyperlink>
+      <w:r>
+        <w:rPr>
+          <w:lang w:val="zh_TW" w:bidi="zh_TW"/>
+        </w:rPr>
+        <w:t>、</w:t>
+      </w:r>
+      <w:hyperlink r:id="rId53">
+        <w:r>
+          <w:rPr>
+            <w:lang w:val="zh_TW" w:bidi="zh_TW"/>
+          </w:rPr>
+          <w:rPr>
+            <w:color w:val="0000EE"/>
+            <w:u w:val="single"/>
+          </w:rPr>
+          <w:t>11–13</w:t>
+        </w:r>
+      </w:hyperlink>
+      <w:r>
+        <w:rPr>
+          <w:lang w:val="zh_TW" w:bidi="zh_TW"/>
+        </w:rPr>
+        <w:t>），世界因此變得敗壞，需要潔淨。</w:t>
+      </w:r>
+    </w:p>
+    <w:p>
+      <w:pPr/>
+      <w:r>
+        <w:rPr>
+          <w:lang w:val="zh_TW" w:bidi="zh_TW"/>
+        </w:rPr>
+      </w:r>
+      <w:r>
+        <w:rPr>
+          <w:lang w:val="zh_TW" w:bidi="zh_TW"/>
+        </w:rPr>
+        <w:t>在挪亞的時代，神降下大洪水來潔淨這敗壞的世界，並報應作惡之人。</w:t>
+      </w:r>
+      <w:r>
+        <w:rPr>
+          <w:b/>
+          <w:lang w:val="zh_TW" w:bidi="zh_TW"/>
+        </w:rPr>
+        <w:t>報應</w:t>
+      </w:r>
+      <w:r>
+        <w:rPr>
+          <w:lang w:val="zh_TW" w:bidi="zh_TW"/>
+        </w:rPr>
+        <w:t>的意思是「按人所當得的報償」（giving what is due），通常是指對惡行的懲罰。這個觀念源於人們相信世界有其道德秩序，而這秩序必須維持，或在破壞後恢復（見</w:t>
+      </w:r>
+      <w:hyperlink r:id="rId54">
+        <w:r>
+          <w:rPr>
+            <w:lang w:val="zh_TW" w:bidi="zh_TW"/>
+          </w:rPr>
+          <w:rPr>
+            <w:color w:val="0000EE"/>
+            <w:u w:val="single"/>
+          </w:rPr>
+          <w:t>詩7:14–16</w:t>
+        </w:r>
+      </w:hyperlink>
+      <w:r>
+        <w:rPr>
+          <w:lang w:val="zh_TW" w:bidi="zh_TW"/>
+        </w:rPr>
+        <w:t>；</w:t>
+      </w:r>
+      <w:hyperlink r:id="rId55">
+        <w:r>
+          <w:rPr>
+            <w:lang w:val="zh_TW" w:bidi="zh_TW"/>
+          </w:rPr>
+          <w:rPr>
+            <w:color w:val="0000EE"/>
+            <w:u w:val="single"/>
+          </w:rPr>
+          <w:t>箴11:17–21</w:t>
+        </w:r>
+      </w:hyperlink>
+      <w:r>
+        <w:rPr>
+          <w:lang w:val="zh_TW" w:bidi="zh_TW"/>
+        </w:rPr>
+        <w:t>，</w:t>
+      </w:r>
+      <w:hyperlink r:id="rId56">
+        <w:r>
+          <w:rPr>
+            <w:lang w:val="zh_TW" w:bidi="zh_TW"/>
+          </w:rPr>
+          <w:rPr>
+            <w:color w:val="0000EE"/>
+            <w:u w:val="single"/>
+          </w:rPr>
+          <w:t>26:27</w:t>
+        </w:r>
+      </w:hyperlink>
+      <w:r>
+        <w:rPr>
+          <w:lang w:val="zh_TW" w:bidi="zh_TW"/>
+        </w:rPr>
+        <w:t>）。</w:t>
+      </w:r>
+    </w:p>
+    <w:p>
+      <w:pPr/>
+      <w:r>
+        <w:rPr>
+          <w:lang w:val="zh_TW" w:bidi="zh_TW"/>
+        </w:rPr>
+      </w:r>
+      <w:r>
+        <w:rPr>
+          <w:lang w:val="zh_TW" w:bidi="zh_TW"/>
+        </w:rPr>
+        <w:t>神透過伸張公義、懲罰惡行、獎賞善行來維護世界的道德秩序（</w:t>
+      </w:r>
+      <w:hyperlink r:id="rId57">
+        <w:r>
+          <w:rPr>
+            <w:lang w:val="zh_TW" w:bidi="zh_TW"/>
+          </w:rPr>
+          <w:rPr>
+            <w:color w:val="0000EE"/>
+            <w:u w:val="single"/>
+          </w:rPr>
+          <w:t>加6:7–8</w:t>
+        </w:r>
+      </w:hyperlink>
+      <w:r>
+        <w:rPr>
+          <w:lang w:val="zh_TW" w:bidi="zh_TW"/>
+        </w:rPr>
+        <w:t>）。因為神掌管萬有，所以這世界從未被道德的混亂完全吞沒。人要為自己所行的一切向神交帳。</w:t>
+      </w:r>
+    </w:p>
+    <w:p>
+      <w:pPr/>
+      <w:r>
+        <w:rPr>
+          <w:lang w:val="zh_TW" w:bidi="zh_TW"/>
+        </w:rPr>
+      </w:r>
+      <w:r>
+        <w:rPr>
+          <w:lang w:val="zh_TW" w:bidi="zh_TW"/>
+        </w:rPr>
+        <w:t>以下是神施行公義的一些例子：</w:t>
+      </w:r>
+    </w:p>
+    <w:p>
+      <w:pPr>
+        <w:pStyle w:val="ListBullet"/>
+        <w:spacing w:line="240" w:lineRule="auto"/>
+        <w:ind w:left="720"/>
+      </w:pPr>
+      <w:r>
+        <w:rPr>
+          <w:lang w:val="zh_TW" w:bidi="zh_TW"/>
+        </w:rPr>
+      </w:r>
+      <w:r>
+        <w:rPr>
+          <w:lang w:val="zh_TW" w:bidi="zh_TW"/>
+        </w:rPr>
+        <w:t>神審判亞當與夏娃，將他們逐出伊甸園（</w:t>
+      </w:r>
+      <w:hyperlink r:id="rId58">
+        <w:r>
+          <w:rPr>
+            <w:lang w:val="zh_TW" w:bidi="zh_TW"/>
+          </w:rPr>
+          <w:rPr>
+            <w:color w:val="0000EE"/>
+            <w:u w:val="single"/>
+          </w:rPr>
+          <w:t>創3:8–24</w:t>
+        </w:r>
+      </w:hyperlink>
+      <w:r>
+        <w:rPr>
+          <w:lang w:val="zh_TW" w:bidi="zh_TW"/>
+        </w:rPr>
+        <w:t>）；</w:t>
+      </w:r>
+    </w:p>
+    <w:p>
+      <w:pPr>
+        <w:pStyle w:val="ListBullet"/>
+        <w:spacing w:line="240" w:lineRule="auto"/>
+        <w:ind w:left="720"/>
+      </w:pPr>
+      <w:r>
+        <w:rPr>
+          <w:lang w:val="zh_TW" w:bidi="zh_TW"/>
+        </w:rPr>
+      </w:r>
+      <w:r>
+        <w:rPr>
+          <w:lang w:val="zh_TW" w:bidi="zh_TW"/>
+        </w:rPr>
+        <w:t>神因該隱殺害他的兄弟亞伯而懲罰他（</w:t>
+      </w:r>
+      <w:hyperlink r:id="rId59">
+        <w:r>
+          <w:rPr>
+            <w:lang w:val="zh_TW" w:bidi="zh_TW"/>
+          </w:rPr>
+          <w:rPr>
+            <w:color w:val="0000EE"/>
+            <w:u w:val="single"/>
+          </w:rPr>
+          <w:t>4:10–15</w:t>
+        </w:r>
+      </w:hyperlink>
+      <w:r>
+        <w:rPr>
+          <w:lang w:val="zh_TW" w:bidi="zh_TW"/>
+        </w:rPr>
+        <w:t>）；以及</w:t>
+      </w:r>
+    </w:p>
+    <w:p>
+      <w:pPr>
+        <w:pStyle w:val="ListBullet"/>
+        <w:spacing w:line="240" w:lineRule="auto"/>
+        <w:ind w:left="720"/>
+      </w:pPr>
+      <w:r>
+        <w:rPr>
+          <w:lang w:val="zh_TW" w:bidi="zh_TW"/>
+        </w:rPr>
+      </w:r>
+      <w:r>
+        <w:rPr>
+          <w:lang w:val="zh_TW" w:bidi="zh_TW"/>
+        </w:rPr>
+        <w:t>神降下洪水（</w:t>
+      </w:r>
+      <w:hyperlink r:id="rId60">
+        <w:r>
+          <w:rPr>
+            <w:lang w:val="zh_TW" w:bidi="zh_TW"/>
+          </w:rPr>
+          <w:rPr>
+            <w:color w:val="0000EE"/>
+            <w:u w:val="single"/>
+          </w:rPr>
+          <w:t>6–7章</w:t>
+        </w:r>
+      </w:hyperlink>
+      <w:r>
+        <w:rPr>
+          <w:lang w:val="zh_TW" w:bidi="zh_TW"/>
+        </w:rPr>
+        <w:t>）。</w:t>
+      </w:r>
+    </w:p>
+    <w:p>
+      <w:pPr/>
+      <w:r>
+        <w:rPr>
+          <w:lang w:val="zh_TW" w:bidi="zh_TW"/>
+        </w:rPr>
+      </w:r>
+      <w:r>
+        <w:rPr>
+          <w:lang w:val="zh_TW" w:bidi="zh_TW"/>
+        </w:rPr>
+        <w:t>這些事件顯明，那位掌管萬有的神會施行公義審判，這是祂良善計劃中的一部份（另見</w:t>
+      </w:r>
+      <w:hyperlink r:id="rId61">
+        <w:r>
+          <w:rPr>
+            <w:lang w:val="zh_TW" w:bidi="zh_TW"/>
+          </w:rPr>
+          <w:rPr>
+            <w:color w:val="0000EE"/>
+            <w:u w:val="single"/>
+          </w:rPr>
+          <w:t>民16</w:t>
+        </w:r>
+      </w:hyperlink>
+      <w:r>
+        <w:rPr>
+          <w:lang w:val="zh_TW" w:bidi="zh_TW"/>
+        </w:rPr>
+        <w:t>；</w:t>
+      </w:r>
+      <w:hyperlink r:id="rId62">
+        <w:r>
+          <w:rPr>
+            <w:lang w:val="zh_TW" w:bidi="zh_TW"/>
+          </w:rPr>
+          <w:rPr>
+            <w:color w:val="0000EE"/>
+            <w:u w:val="single"/>
+          </w:rPr>
+          <w:t>申30:15–20</w:t>
+        </w:r>
+      </w:hyperlink>
+      <w:r>
+        <w:rPr>
+          <w:lang w:val="zh_TW" w:bidi="zh_TW"/>
+        </w:rPr>
+        <w:t>；</w:t>
+      </w:r>
+      <w:hyperlink r:id="rId63">
+        <w:r>
+          <w:rPr>
+            <w:lang w:val="zh_TW" w:bidi="zh_TW"/>
+          </w:rPr>
+          <w:rPr>
+            <w:color w:val="0000EE"/>
+            <w:u w:val="single"/>
+          </w:rPr>
+          <w:t>書7；</w:t>
+        </w:r>
+      </w:hyperlink>
+      <w:hyperlink r:id="rId64">
+        <w:r>
+          <w:rPr>
+            <w:lang w:val="zh_TW" w:bidi="zh_TW"/>
+          </w:rPr>
+          <w:rPr>
+            <w:color w:val="0000EE"/>
+            <w:u w:val="single"/>
+          </w:rPr>
+          <w:t>彌2:1–3</w:t>
+        </w:r>
+      </w:hyperlink>
+      <w:r>
+        <w:rPr>
+          <w:lang w:val="zh_TW" w:bidi="zh_TW"/>
+        </w:rPr>
+        <w:t>）。</w:t>
+      </w:r>
+    </w:p>
+    <w:p>
+      <w:pPr/>
+      <w:r>
+        <w:rPr>
+          <w:lang w:val="zh_TW" w:bidi="zh_TW"/>
+        </w:rPr>
+      </w:r>
+      <w:r>
+        <w:rPr>
+          <w:lang w:val="zh_TW" w:bidi="zh_TW"/>
+        </w:rPr>
+        <w:t>報應是神彰顯祂公義的方式，藉此潔淨世界，為祂和平的國度預備道路。透過報應，神宣告祂對萬有的統治，並向那些抗拒祂統治或違背祂誡命的人施行審判（</w:t>
+      </w:r>
+      <w:hyperlink r:id="rId65">
+        <w:r>
+          <w:rPr>
+            <w:lang w:val="zh_TW" w:bidi="zh_TW"/>
+          </w:rPr>
+          <w:rPr>
+            <w:color w:val="0000EE"/>
+            <w:u w:val="single"/>
+          </w:rPr>
+          <w:t>申7:10</w:t>
+        </w:r>
+      </w:hyperlink>
+      <w:r>
+        <w:rPr>
+          <w:lang w:val="zh_TW" w:bidi="zh_TW"/>
+        </w:rPr>
+        <w:t>；</w:t>
+      </w:r>
+      <w:hyperlink r:id="rId66">
+        <w:r>
+          <w:rPr>
+            <w:lang w:val="zh_TW" w:bidi="zh_TW"/>
+          </w:rPr>
+          <w:rPr>
+            <w:color w:val="0000EE"/>
+            <w:u w:val="single"/>
+          </w:rPr>
+          <w:t>詩149</w:t>
+        </w:r>
+      </w:hyperlink>
+      <w:r>
+        <w:rPr>
+          <w:lang w:val="zh_TW" w:bidi="zh_TW"/>
+        </w:rPr>
+        <w:t>；</w:t>
+      </w:r>
+      <w:hyperlink r:id="rId67">
+        <w:r>
+          <w:rPr>
+            <w:lang w:val="zh_TW" w:bidi="zh_TW"/>
+          </w:rPr>
+          <w:rPr>
+            <w:color w:val="0000EE"/>
+            <w:u w:val="single"/>
+          </w:rPr>
+          <w:t>箴15:25</w:t>
+        </w:r>
+      </w:hyperlink>
+      <w:r>
+        <w:rPr>
+          <w:lang w:val="zh_TW" w:bidi="zh_TW"/>
+        </w:rPr>
+        <w:t>；</w:t>
+      </w:r>
+      <w:hyperlink r:id="rId68">
+        <w:r>
+          <w:rPr>
+            <w:lang w:val="zh_TW" w:bidi="zh_TW"/>
+          </w:rPr>
+          <w:rPr>
+            <w:color w:val="0000EE"/>
+            <w:u w:val="single"/>
+          </w:rPr>
+          <w:t>彌5:15</w:t>
+        </w:r>
+      </w:hyperlink>
+      <w:r>
+        <w:rPr>
+          <w:lang w:val="zh_TW" w:bidi="zh_TW"/>
+        </w:rPr>
+        <w:t>；</w:t>
+      </w:r>
+      <w:hyperlink r:id="rId69">
+        <w:r>
+          <w:rPr>
+            <w:lang w:val="zh_TW" w:bidi="zh_TW"/>
+          </w:rPr>
+          <w:rPr>
+            <w:color w:val="0000EE"/>
+            <w:u w:val="single"/>
+          </w:rPr>
+          <w:t>林前16:22</w:t>
+        </w:r>
+      </w:hyperlink>
+      <w:r>
+        <w:rPr>
+          <w:lang w:val="zh_TW" w:bidi="zh_TW"/>
+        </w:rPr>
+        <w:t>；</w:t>
+      </w:r>
+      <w:hyperlink r:id="rId70">
+        <w:r>
+          <w:rPr>
+            <w:lang w:val="zh_TW" w:bidi="zh_TW"/>
+          </w:rPr>
+          <w:rPr>
+            <w:color w:val="0000EE"/>
+            <w:u w:val="single"/>
+          </w:rPr>
+          <w:t>加1:8–9</w:t>
+        </w:r>
+      </w:hyperlink>
+      <w:r>
+        <w:rPr>
+          <w:lang w:val="zh_TW" w:bidi="zh_TW"/>
+        </w:rPr>
+        <w:t>；</w:t>
+      </w:r>
+      <w:hyperlink r:id="rId71">
+        <w:r>
+          <w:rPr>
+            <w:lang w:val="zh_TW" w:bidi="zh_TW"/>
+          </w:rPr>
+          <w:rPr>
+            <w:color w:val="0000EE"/>
+            <w:u w:val="single"/>
+          </w:rPr>
+          <w:t>帖後1:5–10</w:t>
+        </w:r>
+      </w:hyperlink>
+      <w:r>
+        <w:rPr>
+          <w:lang w:val="zh_TW" w:bidi="zh_TW"/>
+        </w:rPr>
+        <w:t>）。</w:t>
+      </w:r>
+    </w:p>
+    <w:p>
+      <w:pPr/>
+      <w:r>
+        <w:rPr>
+          <w:lang w:val="zh_TW" w:bidi="zh_TW"/>
+        </w:rPr>
+      </w:r>
+      <w:r>
+        <w:rPr>
+          <w:lang w:val="zh_TW" w:bidi="zh_TW"/>
+        </w:rPr>
+        <w:t>對於神的子民而言，報應也是祂管教的方式，目的是要恢復與他們之間的盟約關係（見</w:t>
+      </w:r>
+      <w:hyperlink r:id="rId72">
+        <w:r>
+          <w:rPr>
+            <w:lang w:val="zh_TW" w:bidi="zh_TW"/>
+          </w:rPr>
+          <w:rPr>
+            <w:color w:val="0000EE"/>
+            <w:u w:val="single"/>
+          </w:rPr>
+          <w:t>賽44:22</w:t>
+        </w:r>
+      </w:hyperlink>
+      <w:r>
+        <w:rPr>
+          <w:lang w:val="zh_TW" w:bidi="zh_TW"/>
+        </w:rPr>
+        <w:t>；</w:t>
+      </w:r>
+      <w:hyperlink r:id="rId73">
+        <w:r>
+          <w:rPr>
+            <w:lang w:val="zh_TW" w:bidi="zh_TW"/>
+          </w:rPr>
+          <w:rPr>
+            <w:color w:val="0000EE"/>
+            <w:u w:val="single"/>
+          </w:rPr>
+          <w:t>耶3:12–14</w:t>
+        </w:r>
+      </w:hyperlink>
+      <w:r>
+        <w:rPr>
+          <w:lang w:val="zh_TW" w:bidi="zh_TW"/>
+        </w:rPr>
+        <w:t>；</w:t>
+      </w:r>
+      <w:hyperlink r:id="rId74">
+        <w:r>
+          <w:rPr>
+            <w:lang w:val="zh_TW" w:bidi="zh_TW"/>
+          </w:rPr>
+          <w:rPr>
+            <w:color w:val="0000EE"/>
+            <w:u w:val="single"/>
+          </w:rPr>
+          <w:t>哀3:19–33</w:t>
+        </w:r>
+      </w:hyperlink>
+      <w:r>
+        <w:rPr>
+          <w:lang w:val="zh_TW" w:bidi="zh_TW"/>
+        </w:rPr>
+        <w:t>；</w:t>
+      </w:r>
+      <w:hyperlink r:id="rId75">
+        <w:r>
+          <w:rPr>
+            <w:lang w:val="zh_TW" w:bidi="zh_TW"/>
+          </w:rPr>
+          <w:rPr>
+            <w:color w:val="0000EE"/>
+            <w:u w:val="single"/>
+          </w:rPr>
+          <w:t>何14:1–2</w:t>
+        </w:r>
+      </w:hyperlink>
+      <w:r>
+        <w:rPr>
+          <w:lang w:val="zh_TW" w:bidi="zh_TW"/>
+        </w:rPr>
+        <w:t>；</w:t>
+      </w:r>
+      <w:hyperlink r:id="rId76">
+        <w:r>
+          <w:rPr>
+            <w:lang w:val="zh_TW" w:bidi="zh_TW"/>
+          </w:rPr>
+          <w:rPr>
+            <w:color w:val="0000EE"/>
+            <w:u w:val="single"/>
+          </w:rPr>
+          <w:t>珥2:12–13</w:t>
+        </w:r>
+      </w:hyperlink>
+      <w:r>
+        <w:rPr>
+          <w:lang w:val="zh_TW" w:bidi="zh_TW"/>
+        </w:rPr>
+        <w:t>；另見</w:t>
+      </w:r>
+      <w:hyperlink r:id="rId77">
+        <w:r>
+          <w:rPr>
+            <w:lang w:val="zh_TW" w:bidi="zh_TW"/>
+          </w:rPr>
+          <w:rPr>
+            <w:color w:val="0000EE"/>
+            <w:u w:val="single"/>
+          </w:rPr>
+          <w:t>來12:5–11</w:t>
+        </w:r>
+      </w:hyperlink>
+      <w:r>
+        <w:rPr>
+          <w:lang w:val="zh_TW" w:bidi="zh_TW"/>
+        </w:rPr>
+        <w:t>）。當神的子民經歷祂的管教時，他們可以以盼望回應，因為神的真理與公義終將得勝（</w:t>
+      </w:r>
+      <w:hyperlink r:id="rId78">
+        <w:r>
+          <w:rPr>
+            <w:lang w:val="zh_TW" w:bidi="zh_TW"/>
+          </w:rPr>
+          <w:rPr>
+            <w:color w:val="0000EE"/>
+            <w:u w:val="single"/>
+          </w:rPr>
+          <w:t>詩58:10–11</w:t>
+        </w:r>
+      </w:hyperlink>
+      <w:r>
+        <w:rPr>
+          <w:lang w:val="zh_TW" w:bidi="zh_TW"/>
+        </w:rPr>
+        <w:t>）。神必救贖並恢復那些信靠祂的人（</w:t>
+      </w:r>
+      <w:hyperlink r:id="rId79">
+        <w:r>
+          <w:rPr>
+            <w:lang w:val="zh_TW" w:bidi="zh_TW"/>
+          </w:rPr>
+          <w:rPr>
+            <w:color w:val="0000EE"/>
+            <w:u w:val="single"/>
+          </w:rPr>
+          <w:t>利26:40–45</w:t>
+        </w:r>
+      </w:hyperlink>
+      <w:r>
+        <w:rPr>
+          <w:lang w:val="zh_TW" w:bidi="zh_TW"/>
+        </w:rPr>
+        <w:t>；</w:t>
+      </w:r>
+      <w:hyperlink r:id="rId80">
+        <w:r>
+          <w:rPr>
+            <w:lang w:val="zh_TW" w:bidi="zh_TW"/>
+          </w:rPr>
+          <w:rPr>
+            <w:color w:val="0000EE"/>
+            <w:u w:val="single"/>
+          </w:rPr>
+          <w:t>何2:2–23</w:t>
+        </w:r>
+      </w:hyperlink>
+      <w:r>
+        <w:rPr>
+          <w:lang w:val="zh_TW" w:bidi="zh_TW"/>
+        </w:rPr>
+        <w:t>）。</w:t>
+      </w:r>
+    </w:p>
+    <w:p>
+      <w:pPr/>
+      <w:r>
+        <w:rPr>
+          <w:lang w:val="zh_TW" w:bidi="zh_TW"/>
+        </w:rPr>
+      </w:r>
+      <w:r>
+        <w:rPr>
+          <w:u w:val="single"/>
+          <w:lang w:val="zh_TW" w:bidi="zh_TW"/>
+        </w:rPr>
+        <w:t>進深研究的經文段落</w:t>
+      </w:r>
+    </w:p>
+    <w:p>
+      <w:pPr/>
+      <w:r>
+        <w:rPr>
+          <w:lang w:val="zh_TW" w:bidi="zh_TW"/>
+        </w:rPr>
+      </w:r>
+      <w:hyperlink r:id="rId60">
+        <w:r>
+          <w:rPr>
+            <w:lang w:val="zh_TW" w:bidi="zh_TW"/>
+          </w:rPr>
+          <w:rPr>
+            <w:color w:val="0000EE"/>
+            <w:u w:val="single"/>
+          </w:rPr>
+          <w:t>創6:1–7:24</w:t>
+        </w:r>
+      </w:hyperlink>
+      <w:r>
+        <w:rPr>
+          <w:lang w:val="zh_TW" w:bidi="zh_TW"/>
+        </w:rPr>
+        <w:t>；</w:t>
+      </w:r>
+      <w:hyperlink r:id="rId81">
+        <w:r>
+          <w:rPr>
+            <w:lang w:val="zh_TW" w:bidi="zh_TW"/>
+          </w:rPr>
+          <w:rPr>
+            <w:color w:val="0000EE"/>
+            <w:u w:val="single"/>
+          </w:rPr>
+          <w:t>利26:14–39</w:t>
+        </w:r>
+      </w:hyperlink>
+      <w:r>
+        <w:rPr>
+          <w:lang w:val="zh_TW" w:bidi="zh_TW"/>
+        </w:rPr>
+        <w:t>；</w:t>
+      </w:r>
+      <w:hyperlink r:id="rId82">
+        <w:r>
+          <w:rPr>
+            <w:lang w:val="zh_TW" w:bidi="zh_TW"/>
+          </w:rPr>
+          <w:rPr>
+            <w:color w:val="0000EE"/>
+            <w:u w:val="single"/>
+          </w:rPr>
+          <w:t>詩7:6–17</w:t>
+        </w:r>
+      </w:hyperlink>
+      <w:r>
+        <w:rPr>
+          <w:lang w:val="zh_TW" w:bidi="zh_TW"/>
+        </w:rPr>
+        <w:t>，</w:t>
+      </w:r>
+      <w:hyperlink r:id="rId83">
+        <w:r>
+          <w:rPr>
+            <w:lang w:val="zh_TW" w:bidi="zh_TW"/>
+          </w:rPr>
+          <w:rPr>
+            <w:color w:val="0000EE"/>
+            <w:u w:val="single"/>
+          </w:rPr>
+          <w:t>57:6</w:t>
+        </w:r>
+      </w:hyperlink>
+      <w:r>
+        <w:rPr>
+          <w:lang w:val="zh_TW" w:bidi="zh_TW"/>
+        </w:rPr>
+        <w:t>，</w:t>
+      </w:r>
+      <w:hyperlink r:id="rId84">
+        <w:r>
+          <w:rPr>
+            <w:lang w:val="zh_TW" w:bidi="zh_TW"/>
+          </w:rPr>
+          <w:rPr>
+            <w:color w:val="0000EE"/>
+            <w:u w:val="single"/>
+          </w:rPr>
+          <w:t>95:8–11</w:t>
+        </w:r>
+      </w:hyperlink>
+      <w:r>
+        <w:rPr>
+          <w:lang w:val="zh_TW" w:bidi="zh_TW"/>
+        </w:rPr>
+        <w:t>；</w:t>
+      </w:r>
+      <w:hyperlink r:id="rId85">
+        <w:r>
+          <w:rPr>
+            <w:lang w:val="zh_TW" w:bidi="zh_TW"/>
+          </w:rPr>
+          <w:rPr>
+            <w:color w:val="0000EE"/>
+            <w:u w:val="single"/>
+          </w:rPr>
+          <w:t>箴6:27–35</w:t>
+        </w:r>
+      </w:hyperlink>
+      <w:r>
+        <w:rPr>
+          <w:lang w:val="zh_TW" w:bidi="zh_TW"/>
+        </w:rPr>
+        <w:t>，</w:t>
+      </w:r>
+      <w:hyperlink r:id="rId56">
+        <w:r>
+          <w:rPr>
+            <w:lang w:val="zh_TW" w:bidi="zh_TW"/>
+          </w:rPr>
+          <w:rPr>
+            <w:color w:val="0000EE"/>
+            <w:u w:val="single"/>
+          </w:rPr>
+          <w:t>26:27</w:t>
+        </w:r>
+      </w:hyperlink>
+      <w:r>
+        <w:rPr>
+          <w:lang w:val="zh_TW" w:bidi="zh_TW"/>
+        </w:rPr>
+        <w:t>；</w:t>
+      </w:r>
+      <w:hyperlink r:id="rId64">
+        <w:r>
+          <w:rPr>
+            <w:lang w:val="zh_TW" w:bidi="zh_TW"/>
+          </w:rPr>
+          <w:rPr>
+            <w:color w:val="0000EE"/>
+            <w:u w:val="single"/>
+          </w:rPr>
+          <w:t>彌2:1–3</w:t>
+        </w:r>
+      </w:hyperlink>
+      <w:r>
+        <w:rPr>
+          <w:lang w:val="zh_TW" w:bidi="zh_TW"/>
+        </w:rPr>
+        <w:t>；</w:t>
+      </w:r>
+      <w:hyperlink r:id="rId86">
+        <w:r>
+          <w:rPr>
+            <w:lang w:val="zh_TW" w:bidi="zh_TW"/>
+          </w:rPr>
+          <w:rPr>
+            <w:color w:val="0000EE"/>
+            <w:u w:val="single"/>
+          </w:rPr>
+          <w:t>羅2:5–16</w:t>
+        </w:r>
+      </w:hyperlink>
+      <w:r>
+        <w:rPr>
+          <w:lang w:val="zh_TW" w:bidi="zh_TW"/>
+        </w:rPr>
+        <w:t>；</w:t>
+      </w:r>
+      <w:hyperlink r:id="rId57">
+        <w:r>
+          <w:rPr>
+            <w:lang w:val="zh_TW" w:bidi="zh_TW"/>
+          </w:rPr>
+          <w:rPr>
+            <w:color w:val="0000EE"/>
+            <w:u w:val="single"/>
+          </w:rPr>
+          <w:t>加6:7–8</w:t>
+        </w:r>
+      </w:hyperlink>
+      <w:r>
+        <w:rPr>
+          <w:lang w:val="zh_TW" w:bidi="zh_TW"/>
+        </w:rPr>
+        <w:t>；</w:t>
+      </w:r>
+      <w:hyperlink r:id="rId87">
+        <w:r>
+          <w:rPr>
+            <w:lang w:val="zh_TW" w:bidi="zh_TW"/>
+          </w:rPr>
+          <w:rPr>
+            <w:color w:val="0000EE"/>
+            <w:u w:val="single"/>
+          </w:rPr>
+          <w:t>來10:26–31</w:t>
+        </w:r>
+      </w:hyperlink>
+      <w:r>
+        <w:rPr>
+          <w:lang w:val="zh_TW" w:bidi="zh_TW"/>
+        </w:rPr>
+        <w:t>，</w:t>
+      </w:r>
+      <w:hyperlink r:id="rId77">
+        <w:r>
+          <w:rPr>
+            <w:lang w:val="zh_TW" w:bidi="zh_TW"/>
+          </w:rPr>
+          <w:rPr>
+            <w:color w:val="0000EE"/>
+            <w:u w:val="single"/>
+          </w:rPr>
+          <w:t>12:5–11</w:t>
+        </w:r>
+      </w:hyperlink>
+      <w:r>
+        <w:rPr>
+          <w:lang w:val="zh_TW" w:bidi="zh_TW"/>
+        </w:rPr>
+        <w:t>、</w:t>
+      </w:r>
+      <w:hyperlink r:id="rId88">
+        <w:r>
+          <w:rPr>
+            <w:lang w:val="zh_TW" w:bidi="zh_TW"/>
+          </w:rPr>
+          <w:rPr>
+            <w:color w:val="0000EE"/>
+            <w:u w:val="single"/>
+          </w:rPr>
+          <w:t>25–29</w:t>
         </w:r>
       </w:hyperlink>
       <w:r>
@@ -2334,6 +3986,12 @@
   </w:num>
   <w:num w:numId="13" w16cid:durableId="592781308">
     <w:abstractNumId w:val="11"/>
+  </w:num>
+  <w:num w:numId="14">
+    <w:abstractNumId w:val="3"/>
+    <w:lvlOverride w:ilvl="0">
+      <w:startOverride w:val="1"/>
+    </w:lvlOverride>
   </w:num>
   <w:numIdMacAtCleanup w:val="10"/>
 </w:numbering>

--- a/zht/docx/003.content.docx
+++ b/zht/docx/003.content.docx
@@ -19,7 +19,7 @@
         <w:rPr>
           <w:lang w:val="zh_TW" w:bidi="zh_TW"/>
         </w:rPr>
-        <w:t>Resource: Tyndale Open Study Notes</w:t>
+        <w:t>Resource: Aquifer Open Study Notes (Themes)</w:t>
       </w:r>
       <w:r>
         <w:rPr>
@@ -112,7 +112,7 @@
         <w:rPr>
           <w:lang w:val="zh_TW" w:bidi="zh_TW"/>
         </w:rPr>
-        <w:t>Tyndale Open Study Notes</w:t>
+        <w:t>Aquifer Open Study Notes (Themes)</w:t>
       </w:r>
     </w:p>
     <w:p>

--- a/zht/docx/003.content.docx
+++ b/zht/docx/003.content.docx
@@ -233,36 +233,24 @@
         </w:rPr>
         <w:t>要認識保羅作為耶穌基督使徒的角色，我們可以從哥林多後書的描述讀起。保羅在這封信中，分享他事工的核心。保羅是神特別差派的使者，負責在非猶太人（外邦人）中建立並牧養教會。他的服事態度嚴肅真誠，信息關乎生死的重大議題（</w:t>
       </w:r>
-      <w:hyperlink r:id="rId13">
-        <w:r>
-          <w:rPr>
-            <w:lang w:val="zh_TW" w:bidi="zh_TW"/>
-          </w:rPr>
-          <w:rPr>
-            <w:color w:val="0000EE"/>
-            <w:u w:val="single"/>
-          </w:rPr>
-          <w:t>林後2:15–17</w:t>
-        </w:r>
-      </w:hyperlink>
+      <w:r>
+        <w:rPr>
+          <w:lang w:val="zh_TW" w:bidi="zh_TW"/>
+        </w:rPr>
+        <w:t>林後2:15–17</w:t>
+      </w:r>
       <w:r>
         <w:rPr>
           <w:lang w:val="zh_TW" w:bidi="zh_TW"/>
         </w:rPr>
         <w:t>）。他也是早期的基督教宣教士，將關於耶穌的好消息（福音），帶到從未聽過耶穌的人當中（見</w:t>
       </w:r>
-      <w:hyperlink r:id="rId14">
-        <w:r>
-          <w:rPr>
-            <w:lang w:val="zh_TW" w:bidi="zh_TW"/>
-          </w:rPr>
-          <w:rPr>
-            <w:color w:val="0000EE"/>
-            <w:u w:val="single"/>
-          </w:rPr>
-          <w:t>羅15:20–21</w:t>
-        </w:r>
-      </w:hyperlink>
+      <w:r>
+        <w:rPr>
+          <w:lang w:val="zh_TW" w:bidi="zh_TW"/>
+        </w:rPr>
+        <w:t>羅15:20–21</w:t>
+      </w:r>
       <w:r>
         <w:rPr>
           <w:lang w:val="zh_TW" w:bidi="zh_TW"/>
@@ -283,72 +271,48 @@
         </w:rPr>
         <w:t>保羅所傳的福音簡明直接（例如，見</w:t>
       </w:r>
-      <w:hyperlink r:id="rId15">
-        <w:r>
-          <w:rPr>
-            <w:lang w:val="zh_TW" w:bidi="zh_TW"/>
-          </w:rPr>
-          <w:rPr>
-            <w:color w:val="0000EE"/>
-            <w:u w:val="single"/>
-          </w:rPr>
-          <w:t>林後5:1–21</w:t>
-        </w:r>
-      </w:hyperlink>
+      <w:r>
+        <w:rPr>
+          <w:lang w:val="zh_TW" w:bidi="zh_TW"/>
+        </w:rPr>
+        <w:t>林後5:1–21</w:t>
+      </w:r>
       <w:r>
         <w:rPr>
           <w:lang w:val="zh_TW" w:bidi="zh_TW"/>
         </w:rPr>
         <w:t>），而他的生命正是這信息的榜樣。他一直真誠和誠實服事（</w:t>
       </w:r>
-      <w:hyperlink r:id="rId16">
-        <w:r>
-          <w:rPr>
-            <w:lang w:val="zh_TW" w:bidi="zh_TW"/>
-          </w:rPr>
-          <w:rPr>
-            <w:color w:val="0000EE"/>
-            <w:u w:val="single"/>
-          </w:rPr>
-          <w:t>2:17</w:t>
-        </w:r>
-      </w:hyperlink>
+      <w:r>
+        <w:rPr>
+          <w:lang w:val="zh_TW" w:bidi="zh_TW"/>
+        </w:rPr>
+        <w:t>2:17</w:t>
+      </w:r>
       <w:r>
         <w:rPr>
           <w:lang w:val="zh_TW" w:bidi="zh_TW"/>
         </w:rPr>
         <w:t>，</w:t>
       </w:r>
-      <w:hyperlink r:id="rId17">
-        <w:r>
-          <w:rPr>
-            <w:lang w:val="zh_TW" w:bidi="zh_TW"/>
-          </w:rPr>
-          <w:rPr>
-            <w:color w:val="0000EE"/>
-            <w:u w:val="single"/>
-          </w:rPr>
-          <w:t>4:2</w:t>
-        </w:r>
-      </w:hyperlink>
+      <w:r>
+        <w:rPr>
+          <w:lang w:val="zh_TW" w:bidi="zh_TW"/>
+        </w:rPr>
+        <w:t>4:2</w:t>
+      </w:r>
       <w:r>
         <w:rPr>
           <w:lang w:val="zh_TW" w:bidi="zh_TW"/>
         </w:rPr>
         <w:t>）。在他傳揚基督的信息時，會效法基督在十字架上自我犧牲的榜樣，來服事他人（</w:t>
       </w:r>
-      <w:hyperlink r:id="rId18">
-        <w:r>
-          <w:rPr>
-            <w:lang w:val="zh_TW" w:bidi="zh_TW"/>
-          </w:rPr>
-          <w:rPr>
-            <w:color w:val="0000EE"/>
-            <w:u w:val="single"/>
-          </w:rPr>
-          <w:t>11:16–33</w:t>
-        </w:r>
-      </w:hyperlink>
+      <w:r>
+        <w:rPr>
+          <w:lang w:val="zh_TW" w:bidi="zh_TW"/>
+        </w:rPr>
+        <w:t>11:16–33</w:t>
+      </w:r>
       <w:r>
         <w:rPr>
           <w:lang w:val="zh_TW" w:bidi="zh_TW"/>
@@ -369,90 +333,60 @@
         </w:rPr>
         <w:t>有些人質疑保羅的權柄，因此他講述神如何呼召他成為使徒，並在哥林多建立他的事工（</w:t>
       </w:r>
-      <w:hyperlink r:id="rId19">
-        <w:r>
-          <w:rPr>
-            <w:lang w:val="zh_TW" w:bidi="zh_TW"/>
-          </w:rPr>
-          <w:rPr>
-            <w:color w:val="0000EE"/>
-            <w:u w:val="single"/>
-          </w:rPr>
-          <w:t>林後10:12–18</w:t>
-        </w:r>
-      </w:hyperlink>
+      <w:r>
+        <w:rPr>
+          <w:lang w:val="zh_TW" w:bidi="zh_TW"/>
+        </w:rPr>
+        <w:t>林後10:12–18</w:t>
+      </w:r>
       <w:r>
         <w:rPr>
           <w:lang w:val="zh_TW" w:bidi="zh_TW"/>
         </w:rPr>
         <w:t>）。又有人要求他拿證據證明基督揀選了他，並批評他身上的軟弱（</w:t>
       </w:r>
-      <w:hyperlink r:id="rId20">
-        <w:r>
-          <w:rPr>
-            <w:lang w:val="zh_TW" w:bidi="zh_TW"/>
-          </w:rPr>
-          <w:rPr>
-            <w:color w:val="0000EE"/>
-            <w:u w:val="single"/>
-          </w:rPr>
-          <w:t>13:3</w:t>
-        </w:r>
-      </w:hyperlink>
+      <w:r>
+        <w:rPr>
+          <w:lang w:val="zh_TW" w:bidi="zh_TW"/>
+        </w:rPr>
+        <w:t>13:3</w:t>
+      </w:r>
       <w:r>
         <w:rPr>
           <w:lang w:val="zh_TW" w:bidi="zh_TW"/>
         </w:rPr>
         <w:t>）。對此，他指向耶穌的十字架，以及他從中學到的功課（見</w:t>
       </w:r>
-      <w:hyperlink r:id="rId21">
-        <w:r>
-          <w:rPr>
-            <w:lang w:val="zh_TW" w:bidi="zh_TW"/>
-          </w:rPr>
-          <w:rPr>
-            <w:color w:val="0000EE"/>
-            <w:u w:val="single"/>
-          </w:rPr>
-          <w:t>13:4</w:t>
-        </w:r>
-      </w:hyperlink>
+      <w:r>
+        <w:rPr>
+          <w:lang w:val="zh_TW" w:bidi="zh_TW"/>
+        </w:rPr>
+        <w:t>13:4</w:t>
+      </w:r>
       <w:r>
         <w:rPr>
           <w:lang w:val="zh_TW" w:bidi="zh_TW"/>
         </w:rPr>
         <w:t>，</w:t>
       </w:r>
-      <w:hyperlink r:id="rId22">
-        <w:r>
-          <w:rPr>
-            <w:lang w:val="zh_TW" w:bidi="zh_TW"/>
-          </w:rPr>
-          <w:rPr>
-            <w:color w:val="0000EE"/>
-            <w:u w:val="single"/>
-          </w:rPr>
-          <w:t>4:10</w:t>
-        </w:r>
-      </w:hyperlink>
+      <w:r>
+        <w:rPr>
+          <w:lang w:val="zh_TW" w:bidi="zh_TW"/>
+        </w:rPr>
+        <w:t>4:10</w:t>
+      </w:r>
       <w:r>
         <w:rPr>
           <w:lang w:val="zh_TW" w:bidi="zh_TW"/>
         </w:rPr>
         <w:t>）。保羅清楚知道自己的限制，也明白他需要依靠神的恩典來完成他的工作。真正的使徒權柄，是在人的軟弱中彰顯出神的能力（</w:t>
       </w:r>
-      <w:hyperlink r:id="rId23">
-        <w:r>
-          <w:rPr>
-            <w:lang w:val="zh_TW" w:bidi="zh_TW"/>
-          </w:rPr>
-          <w:rPr>
-            <w:color w:val="0000EE"/>
-            <w:u w:val="single"/>
-          </w:rPr>
-          <w:t>12:1–10</w:t>
-        </w:r>
-      </w:hyperlink>
+      <w:r>
+        <w:rPr>
+          <w:lang w:val="zh_TW" w:bidi="zh_TW"/>
+        </w:rPr>
+        <w:t>12:1–10</w:t>
+      </w:r>
       <w:r>
         <w:rPr>
           <w:lang w:val="zh_TW" w:bidi="zh_TW"/>
@@ -473,36 +407,24 @@
         </w:rPr>
         <w:t>為了支持自己使徒的身份，保羅也曾行神蹟奇事（</w:t>
       </w:r>
-      <w:hyperlink r:id="rId24">
-        <w:r>
-          <w:rPr>
-            <w:lang w:val="zh_TW" w:bidi="zh_TW"/>
-          </w:rPr>
-          <w:rPr>
-            <w:color w:val="0000EE"/>
-            <w:u w:val="single"/>
-          </w:rPr>
-          <w:t>林後12:12</w:t>
-        </w:r>
-      </w:hyperlink>
+      <w:r>
+        <w:rPr>
+          <w:lang w:val="zh_TW" w:bidi="zh_TW"/>
+        </w:rPr>
+        <w:t>林後12:12</w:t>
+      </w:r>
       <w:r>
         <w:rPr>
           <w:lang w:val="zh_TW" w:bidi="zh_TW"/>
         </w:rPr>
         <w:t>）；但卻未能奏效，初建立的哥林多教會仍有懷疑他的聲音。面對哥林多信徒的質疑，保羅展現極大的耐心，並未放棄他的服事。這份忍耐正反映出耶穌的榜樣，主在世時也遭受許多人的反對（</w:t>
       </w:r>
-      <w:hyperlink r:id="rId25">
-        <w:r>
-          <w:rPr>
-            <w:lang w:val="zh_TW" w:bidi="zh_TW"/>
-          </w:rPr>
-          <w:rPr>
-            <w:color w:val="0000EE"/>
-            <w:u w:val="single"/>
-          </w:rPr>
-          <w:t>來12:2–3</w:t>
-        </w:r>
-      </w:hyperlink>
+      <w:r>
+        <w:rPr>
+          <w:lang w:val="zh_TW" w:bidi="zh_TW"/>
+        </w:rPr>
+        <w:t>來12:2–3</w:t>
+      </w:r>
       <w:r>
         <w:rPr>
           <w:lang w:val="zh_TW" w:bidi="zh_TW"/>
@@ -604,468 +526,312 @@
           <w:lang w:val="zh_TW" w:bidi="zh_TW"/>
         </w:rPr>
       </w:r>
-      <w:hyperlink r:id="rId26">
-        <w:r>
-          <w:rPr>
-            <w:lang w:val="zh_TW" w:bidi="zh_TW"/>
-          </w:rPr>
-          <w:rPr>
-            <w:color w:val="0000EE"/>
-            <w:u w:val="single"/>
-          </w:rPr>
-          <w:t>太10:5–42</w:t>
-        </w:r>
-      </w:hyperlink>
+      <w:r>
+        <w:rPr>
+          <w:lang w:val="zh_TW" w:bidi="zh_TW"/>
+        </w:rPr>
+        <w:t>太10:5–42</w:t>
+      </w:r>
       <w:r>
         <w:rPr>
           <w:lang w:val="zh_TW" w:bidi="zh_TW"/>
         </w:rPr>
         <w:t>，</w:t>
       </w:r>
-      <w:hyperlink r:id="rId27">
-        <w:r>
-          <w:rPr>
-            <w:lang w:val="zh_TW" w:bidi="zh_TW"/>
-          </w:rPr>
-          <w:rPr>
-            <w:color w:val="0000EE"/>
-            <w:u w:val="single"/>
-          </w:rPr>
-          <w:t>28:18–20</w:t>
-        </w:r>
-      </w:hyperlink>
+      <w:r>
+        <w:rPr>
+          <w:lang w:val="zh_TW" w:bidi="zh_TW"/>
+        </w:rPr>
+        <w:t>28:18–20</w:t>
+      </w:r>
       <w:r>
         <w:rPr>
           <w:lang w:val="zh_TW" w:bidi="zh_TW"/>
         </w:rPr>
         <w:t>；</w:t>
       </w:r>
-      <w:hyperlink r:id="rId28">
-        <w:r>
-          <w:rPr>
-            <w:lang w:val="zh_TW" w:bidi="zh_TW"/>
-          </w:rPr>
-          <w:rPr>
-            <w:color w:val="0000EE"/>
-            <w:u w:val="single"/>
-          </w:rPr>
-          <w:t>可1:17</w:t>
-        </w:r>
-      </w:hyperlink>
+      <w:r>
+        <w:rPr>
+          <w:lang w:val="zh_TW" w:bidi="zh_TW"/>
+        </w:rPr>
+        <w:t>可1:17</w:t>
+      </w:r>
       <w:r>
         <w:rPr>
           <w:lang w:val="zh_TW" w:bidi="zh_TW"/>
         </w:rPr>
         <w:t>，</w:t>
       </w:r>
-      <w:hyperlink r:id="rId29">
-        <w:r>
-          <w:rPr>
-            <w:lang w:val="zh_TW" w:bidi="zh_TW"/>
-          </w:rPr>
-          <w:rPr>
-            <w:color w:val="0000EE"/>
-            <w:u w:val="single"/>
-          </w:rPr>
-          <w:t>2:14</w:t>
-        </w:r>
-      </w:hyperlink>
+      <w:r>
+        <w:rPr>
+          <w:lang w:val="zh_TW" w:bidi="zh_TW"/>
+        </w:rPr>
+        <w:t>2:14</w:t>
+      </w:r>
       <w:r>
         <w:rPr>
           <w:lang w:val="zh_TW" w:bidi="zh_TW"/>
         </w:rPr>
         <w:t>，</w:t>
       </w:r>
-      <w:hyperlink r:id="rId30">
-        <w:r>
-          <w:rPr>
-            <w:lang w:val="zh_TW" w:bidi="zh_TW"/>
-          </w:rPr>
-          <w:rPr>
-            <w:color w:val="0000EE"/>
-            <w:u w:val="single"/>
-          </w:rPr>
-          <w:t>3:14–15</w:t>
-        </w:r>
-      </w:hyperlink>
+      <w:r>
+        <w:rPr>
+          <w:lang w:val="zh_TW" w:bidi="zh_TW"/>
+        </w:rPr>
+        <w:t>3:14–15</w:t>
+      </w:r>
       <w:r>
         <w:rPr>
           <w:lang w:val="zh_TW" w:bidi="zh_TW"/>
         </w:rPr>
         <w:t>；</w:t>
       </w:r>
-      <w:hyperlink r:id="rId31">
-        <w:r>
-          <w:rPr>
-            <w:lang w:val="zh_TW" w:bidi="zh_TW"/>
-          </w:rPr>
-          <w:rPr>
-            <w:color w:val="0000EE"/>
-            <w:u w:val="single"/>
-          </w:rPr>
-          <w:t>約21:15–17</w:t>
-        </w:r>
-      </w:hyperlink>
+      <w:r>
+        <w:rPr>
+          <w:lang w:val="zh_TW" w:bidi="zh_TW"/>
+        </w:rPr>
+        <w:t>約21:15–17</w:t>
+      </w:r>
       <w:r>
         <w:rPr>
           <w:lang w:val="zh_TW" w:bidi="zh_TW"/>
         </w:rPr>
         <w:t>；</w:t>
       </w:r>
-      <w:hyperlink r:id="rId32">
-        <w:r>
-          <w:rPr>
-            <w:lang w:val="zh_TW" w:bidi="zh_TW"/>
-          </w:rPr>
-          <w:rPr>
-            <w:color w:val="0000EE"/>
-            <w:u w:val="single"/>
-          </w:rPr>
-          <w:t>徒1:2–8</w:t>
-        </w:r>
-      </w:hyperlink>
+      <w:r>
+        <w:rPr>
+          <w:lang w:val="zh_TW" w:bidi="zh_TW"/>
+        </w:rPr>
+        <w:t>徒1:2–8</w:t>
+      </w:r>
       <w:r>
         <w:rPr>
           <w:lang w:val="zh_TW" w:bidi="zh_TW"/>
         </w:rPr>
         <w:t>、</w:t>
       </w:r>
-      <w:hyperlink r:id="rId33">
-        <w:r>
-          <w:rPr>
-            <w:lang w:val="zh_TW" w:bidi="zh_TW"/>
-          </w:rPr>
-          <w:rPr>
-            <w:color w:val="0000EE"/>
-            <w:u w:val="single"/>
-          </w:rPr>
-          <w:t>20–26</w:t>
-        </w:r>
-      </w:hyperlink>
+      <w:r>
+        <w:rPr>
+          <w:lang w:val="zh_TW" w:bidi="zh_TW"/>
+        </w:rPr>
+        <w:t>20–26</w:t>
+      </w:r>
       <w:r>
         <w:rPr>
           <w:lang w:val="zh_TW" w:bidi="zh_TW"/>
         </w:rPr>
         <w:t>，</w:t>
       </w:r>
-      <w:hyperlink r:id="rId34">
-        <w:r>
-          <w:rPr>
-            <w:lang w:val="zh_TW" w:bidi="zh_TW"/>
-          </w:rPr>
-          <w:rPr>
-            <w:color w:val="0000EE"/>
-            <w:u w:val="single"/>
-          </w:rPr>
-          <w:t>2:42–43</w:t>
-        </w:r>
-      </w:hyperlink>
+      <w:r>
+        <w:rPr>
+          <w:lang w:val="zh_TW" w:bidi="zh_TW"/>
+        </w:rPr>
+        <w:t>2:42–43</w:t>
+      </w:r>
       <w:r>
         <w:rPr>
           <w:lang w:val="zh_TW" w:bidi="zh_TW"/>
         </w:rPr>
         <w:t>，</w:t>
       </w:r>
-      <w:hyperlink r:id="rId35">
-        <w:r>
-          <w:rPr>
-            <w:lang w:val="zh_TW" w:bidi="zh_TW"/>
-          </w:rPr>
-          <w:rPr>
-            <w:color w:val="0000EE"/>
-            <w:u w:val="single"/>
-          </w:rPr>
-          <w:t>4:33</w:t>
-        </w:r>
-      </w:hyperlink>
+      <w:r>
+        <w:rPr>
+          <w:lang w:val="zh_TW" w:bidi="zh_TW"/>
+        </w:rPr>
+        <w:t>4:33</w:t>
+      </w:r>
       <w:r>
         <w:rPr>
           <w:lang w:val="zh_TW" w:bidi="zh_TW"/>
         </w:rPr>
         <w:t>，</w:t>
       </w:r>
-      <w:hyperlink r:id="rId36">
-        <w:r>
-          <w:rPr>
-            <w:lang w:val="zh_TW" w:bidi="zh_TW"/>
-          </w:rPr>
-          <w:rPr>
-            <w:color w:val="0000EE"/>
-            <w:u w:val="single"/>
-          </w:rPr>
-          <w:t>5:12</w:t>
-        </w:r>
-      </w:hyperlink>
+      <w:r>
+        <w:rPr>
+          <w:lang w:val="zh_TW" w:bidi="zh_TW"/>
+        </w:rPr>
+        <w:t>5:12</w:t>
+      </w:r>
       <w:r>
         <w:rPr>
           <w:lang w:val="zh_TW" w:bidi="zh_TW"/>
         </w:rPr>
         <w:t>，</w:t>
       </w:r>
-      <w:hyperlink r:id="rId37">
-        <w:r>
-          <w:rPr>
-            <w:lang w:val="zh_TW" w:bidi="zh_TW"/>
-          </w:rPr>
-          <w:rPr>
-            <w:color w:val="0000EE"/>
-            <w:u w:val="single"/>
-          </w:rPr>
-          <w:t>6:2–4</w:t>
-        </w:r>
-      </w:hyperlink>
+      <w:r>
+        <w:rPr>
+          <w:lang w:val="zh_TW" w:bidi="zh_TW"/>
+        </w:rPr>
+        <w:t>6:2–4</w:t>
+      </w:r>
       <w:r>
         <w:rPr>
           <w:lang w:val="zh_TW" w:bidi="zh_TW"/>
         </w:rPr>
         <w:t>，</w:t>
       </w:r>
-      <w:hyperlink r:id="rId38">
-        <w:r>
-          <w:rPr>
-            <w:lang w:val="zh_TW" w:bidi="zh_TW"/>
-          </w:rPr>
-          <w:rPr>
-            <w:color w:val="0000EE"/>
-            <w:u w:val="single"/>
-          </w:rPr>
-          <w:t>10:39–43</w:t>
-        </w:r>
-      </w:hyperlink>
+      <w:r>
+        <w:rPr>
+          <w:lang w:val="zh_TW" w:bidi="zh_TW"/>
+        </w:rPr>
+        <w:t>10:39–43</w:t>
+      </w:r>
       <w:r>
         <w:rPr>
           <w:lang w:val="zh_TW" w:bidi="zh_TW"/>
         </w:rPr>
         <w:t>，</w:t>
       </w:r>
-      <w:hyperlink r:id="rId39">
-        <w:r>
-          <w:rPr>
-            <w:lang w:val="zh_TW" w:bidi="zh_TW"/>
-          </w:rPr>
-          <w:rPr>
-            <w:color w:val="0000EE"/>
-            <w:u w:val="single"/>
-          </w:rPr>
-          <w:t>14:3</w:t>
-        </w:r>
-      </w:hyperlink>
+      <w:r>
+        <w:rPr>
+          <w:lang w:val="zh_TW" w:bidi="zh_TW"/>
+        </w:rPr>
+        <w:t>14:3</w:t>
+      </w:r>
       <w:r>
         <w:rPr>
           <w:lang w:val="zh_TW" w:bidi="zh_TW"/>
         </w:rPr>
         <w:t>；</w:t>
       </w:r>
-      <w:hyperlink r:id="rId40">
-        <w:r>
-          <w:rPr>
-            <w:lang w:val="zh_TW" w:bidi="zh_TW"/>
-          </w:rPr>
-          <w:rPr>
-            <w:color w:val="0000EE"/>
-            <w:u w:val="single"/>
-          </w:rPr>
-          <w:t>羅1:5</w:t>
-        </w:r>
-      </w:hyperlink>
+      <w:r>
+        <w:rPr>
+          <w:lang w:val="zh_TW" w:bidi="zh_TW"/>
+        </w:rPr>
+        <w:t>羅1:5</w:t>
+      </w:r>
       <w:r>
         <w:rPr>
           <w:lang w:val="zh_TW" w:bidi="zh_TW"/>
         </w:rPr>
         <w:t>，</w:t>
       </w:r>
-      <w:hyperlink r:id="rId41">
-        <w:r>
-          <w:rPr>
-            <w:lang w:val="zh_TW" w:bidi="zh_TW"/>
-          </w:rPr>
-          <w:rPr>
-            <w:color w:val="0000EE"/>
-            <w:u w:val="single"/>
-          </w:rPr>
-          <w:t>15:17–21</w:t>
-        </w:r>
-      </w:hyperlink>
+      <w:r>
+        <w:rPr>
+          <w:lang w:val="zh_TW" w:bidi="zh_TW"/>
+        </w:rPr>
+        <w:t>15:17–21</w:t>
+      </w:r>
       <w:r>
         <w:rPr>
           <w:lang w:val="zh_TW" w:bidi="zh_TW"/>
         </w:rPr>
         <w:t>；</w:t>
       </w:r>
-      <w:hyperlink r:id="rId42">
-        <w:r>
-          <w:rPr>
-            <w:lang w:val="zh_TW" w:bidi="zh_TW"/>
-          </w:rPr>
-          <w:rPr>
-            <w:color w:val="0000EE"/>
-            <w:u w:val="single"/>
-          </w:rPr>
-          <w:t>林前4:8–13</w:t>
-        </w:r>
-      </w:hyperlink>
+      <w:r>
+        <w:rPr>
+          <w:lang w:val="zh_TW" w:bidi="zh_TW"/>
+        </w:rPr>
+        <w:t>林前4:8–13</w:t>
+      </w:r>
       <w:r>
         <w:rPr>
           <w:lang w:val="zh_TW" w:bidi="zh_TW"/>
         </w:rPr>
         <w:t>，</w:t>
       </w:r>
-      <w:hyperlink r:id="rId43">
-        <w:r>
-          <w:rPr>
-            <w:lang w:val="zh_TW" w:bidi="zh_TW"/>
-          </w:rPr>
-          <w:rPr>
-            <w:color w:val="0000EE"/>
-            <w:u w:val="single"/>
-          </w:rPr>
-          <w:t>12:28–29</w:t>
-        </w:r>
-      </w:hyperlink>
+      <w:r>
+        <w:rPr>
+          <w:lang w:val="zh_TW" w:bidi="zh_TW"/>
+        </w:rPr>
+        <w:t>12:28–29</w:t>
+      </w:r>
       <w:r>
         <w:rPr>
           <w:lang w:val="zh_TW" w:bidi="zh_TW"/>
         </w:rPr>
         <w:t>；</w:t>
       </w:r>
-      <w:hyperlink r:id="rId16">
-        <w:r>
-          <w:rPr>
-            <w:lang w:val="zh_TW" w:bidi="zh_TW"/>
-          </w:rPr>
-          <w:rPr>
-            <w:color w:val="0000EE"/>
-            <w:u w:val="single"/>
-          </w:rPr>
-          <w:t>林後2:17</w:t>
-        </w:r>
-      </w:hyperlink>
+      <w:r>
+        <w:rPr>
+          <w:lang w:val="zh_TW" w:bidi="zh_TW"/>
+        </w:rPr>
+        <w:t>林後2:17</w:t>
+      </w:r>
       <w:r>
         <w:rPr>
           <w:lang w:val="zh_TW" w:bidi="zh_TW"/>
         </w:rPr>
         <w:t>，</w:t>
       </w:r>
-      <w:hyperlink r:id="rId17">
-        <w:r>
-          <w:rPr>
-            <w:lang w:val="zh_TW" w:bidi="zh_TW"/>
-          </w:rPr>
-          <w:rPr>
-            <w:color w:val="0000EE"/>
-            <w:u w:val="single"/>
-          </w:rPr>
-          <w:t>4:2</w:t>
-        </w:r>
-      </w:hyperlink>
+      <w:r>
+        <w:rPr>
+          <w:lang w:val="zh_TW" w:bidi="zh_TW"/>
+        </w:rPr>
+        <w:t>4:2</w:t>
+      </w:r>
       <w:r>
         <w:rPr>
           <w:lang w:val="zh_TW" w:bidi="zh_TW"/>
         </w:rPr>
         <w:t>，</w:t>
       </w:r>
-      <w:hyperlink r:id="rId44">
-        <w:r>
-          <w:rPr>
-            <w:lang w:val="zh_TW" w:bidi="zh_TW"/>
-          </w:rPr>
-          <w:rPr>
-            <w:color w:val="0000EE"/>
-            <w:u w:val="single"/>
-          </w:rPr>
-          <w:t>6:3–12</w:t>
-        </w:r>
-      </w:hyperlink>
+      <w:r>
+        <w:rPr>
+          <w:lang w:val="zh_TW" w:bidi="zh_TW"/>
+        </w:rPr>
+        <w:t>6:3–12</w:t>
+      </w:r>
       <w:r>
         <w:rPr>
           <w:lang w:val="zh_TW" w:bidi="zh_TW"/>
         </w:rPr>
         <w:t>，</w:t>
       </w:r>
-      <w:hyperlink r:id="rId19">
-        <w:r>
-          <w:rPr>
-            <w:lang w:val="zh_TW" w:bidi="zh_TW"/>
-          </w:rPr>
-          <w:rPr>
-            <w:color w:val="0000EE"/>
-            <w:u w:val="single"/>
-          </w:rPr>
-          <w:t>10:12–18</w:t>
-        </w:r>
-      </w:hyperlink>
+      <w:r>
+        <w:rPr>
+          <w:lang w:val="zh_TW" w:bidi="zh_TW"/>
+        </w:rPr>
+        <w:t>10:12–18</w:t>
+      </w:r>
       <w:r>
         <w:rPr>
           <w:lang w:val="zh_TW" w:bidi="zh_TW"/>
         </w:rPr>
         <w:t>；</w:t>
       </w:r>
-      <w:hyperlink r:id="rId45">
-        <w:r>
-          <w:rPr>
-            <w:lang w:val="zh_TW" w:bidi="zh_TW"/>
-          </w:rPr>
-          <w:rPr>
-            <w:color w:val="0000EE"/>
-            <w:u w:val="single"/>
-          </w:rPr>
-          <w:t>弗2:20</w:t>
-        </w:r>
-      </w:hyperlink>
+      <w:r>
+        <w:rPr>
+          <w:lang w:val="zh_TW" w:bidi="zh_TW"/>
+        </w:rPr>
+        <w:t>弗2:20</w:t>
+      </w:r>
       <w:r>
         <w:rPr>
           <w:lang w:val="zh_TW" w:bidi="zh_TW"/>
         </w:rPr>
         <w:t>，</w:t>
       </w:r>
-      <w:hyperlink r:id="rId46">
-        <w:r>
-          <w:rPr>
-            <w:lang w:val="zh_TW" w:bidi="zh_TW"/>
-          </w:rPr>
-          <w:rPr>
-            <w:color w:val="0000EE"/>
-            <w:u w:val="single"/>
-          </w:rPr>
-          <w:t>3:4–5</w:t>
-        </w:r>
-      </w:hyperlink>
+      <w:r>
+        <w:rPr>
+          <w:lang w:val="zh_TW" w:bidi="zh_TW"/>
+        </w:rPr>
+        <w:t>3:4–5</w:t>
+      </w:r>
       <w:r>
         <w:rPr>
           <w:lang w:val="zh_TW" w:bidi="zh_TW"/>
         </w:rPr>
         <w:t>，</w:t>
       </w:r>
-      <w:hyperlink r:id="rId47">
-        <w:r>
-          <w:rPr>
-            <w:lang w:val="zh_TW" w:bidi="zh_TW"/>
-          </w:rPr>
-          <w:rPr>
-            <w:color w:val="0000EE"/>
-            <w:u w:val="single"/>
-          </w:rPr>
-          <w:t>4:11–13</w:t>
-        </w:r>
-      </w:hyperlink>
+      <w:r>
+        <w:rPr>
+          <w:lang w:val="zh_TW" w:bidi="zh_TW"/>
+        </w:rPr>
+        <w:t>4:11–13</w:t>
+      </w:r>
       <w:r>
         <w:rPr>
           <w:lang w:val="zh_TW" w:bidi="zh_TW"/>
         </w:rPr>
         <w:t>；</w:t>
       </w:r>
-      <w:hyperlink r:id="rId48">
-        <w:r>
-          <w:rPr>
-            <w:lang w:val="zh_TW" w:bidi="zh_TW"/>
-          </w:rPr>
-          <w:rPr>
-            <w:color w:val="0000EE"/>
-            <w:u w:val="single"/>
-          </w:rPr>
-          <w:t>帖前2:7–12</w:t>
-        </w:r>
-      </w:hyperlink>
+      <w:r>
+        <w:rPr>
+          <w:lang w:val="zh_TW" w:bidi="zh_TW"/>
+        </w:rPr>
+        <w:t>帖前2:7–12</w:t>
+      </w:r>
       <w:r>
         <w:rPr>
           <w:lang w:val="zh_TW" w:bidi="zh_TW"/>
@@ -1114,90 +880,60 @@
         </w:rPr>
         <w:t>神將生養眾多、治理全地的任務交給人類（</w:t>
       </w:r>
-      <w:hyperlink r:id="rId49">
-        <w:r>
-          <w:rPr>
-            <w:lang w:val="zh_TW" w:bidi="zh_TW"/>
-          </w:rPr>
-          <w:rPr>
-            <w:color w:val="0000EE"/>
-            <w:u w:val="single"/>
-          </w:rPr>
-          <w:t>創1:28</w:t>
-        </w:r>
-      </w:hyperlink>
+      <w:r>
+        <w:rPr>
+          <w:lang w:val="zh_TW" w:bidi="zh_TW"/>
+        </w:rPr>
+        <w:t>創1:28</w:t>
+      </w:r>
       <w:r>
         <w:rPr>
           <w:lang w:val="zh_TW" w:bidi="zh_TW"/>
         </w:rPr>
         <w:t>）。然而，隨著人口增多，人們在屬靈上愈見敗壞，暴力與殺戮也日漸增多（</w:t>
       </w:r>
-      <w:hyperlink r:id="rId50">
-        <w:r>
-          <w:rPr>
-            <w:lang w:val="zh_TW" w:bidi="zh_TW"/>
-          </w:rPr>
-          <w:rPr>
-            <w:color w:val="0000EE"/>
-            <w:u w:val="single"/>
-          </w:rPr>
-          <w:t>4:8</w:t>
-        </w:r>
-      </w:hyperlink>
+      <w:r>
+        <w:rPr>
+          <w:lang w:val="zh_TW" w:bidi="zh_TW"/>
+        </w:rPr>
+        <w:t>4:8</w:t>
+      </w:r>
       <w:r>
         <w:rPr>
           <w:lang w:val="zh_TW" w:bidi="zh_TW"/>
         </w:rPr>
         <w:t>、</w:t>
       </w:r>
-      <w:hyperlink r:id="rId51">
-        <w:r>
-          <w:rPr>
-            <w:lang w:val="zh_TW" w:bidi="zh_TW"/>
-          </w:rPr>
-          <w:rPr>
-            <w:color w:val="0000EE"/>
-            <w:u w:val="single"/>
-          </w:rPr>
-          <w:t>23</w:t>
-        </w:r>
-      </w:hyperlink>
+      <w:r>
+        <w:rPr>
+          <w:lang w:val="zh_TW" w:bidi="zh_TW"/>
+        </w:rPr>
+        <w:t>23</w:t>
+      </w:r>
       <w:r>
         <w:rPr>
           <w:lang w:val="zh_TW" w:bidi="zh_TW"/>
         </w:rPr>
         <w:t>，</w:t>
       </w:r>
-      <w:hyperlink r:id="rId52">
-        <w:r>
-          <w:rPr>
-            <w:lang w:val="zh_TW" w:bidi="zh_TW"/>
-          </w:rPr>
-          <w:rPr>
-            <w:color w:val="0000EE"/>
-            <w:u w:val="single"/>
-          </w:rPr>
-          <w:t>6:5</w:t>
-        </w:r>
-      </w:hyperlink>
+      <w:r>
+        <w:rPr>
+          <w:lang w:val="zh_TW" w:bidi="zh_TW"/>
+        </w:rPr>
+        <w:t>6:5</w:t>
+      </w:r>
       <w:r>
         <w:rPr>
           <w:lang w:val="zh_TW" w:bidi="zh_TW"/>
         </w:rPr>
         <w:t>、</w:t>
       </w:r>
-      <w:hyperlink r:id="rId53">
-        <w:r>
-          <w:rPr>
-            <w:lang w:val="zh_TW" w:bidi="zh_TW"/>
-          </w:rPr>
-          <w:rPr>
-            <w:color w:val="0000EE"/>
-            <w:u w:val="single"/>
-          </w:rPr>
-          <w:t>11–13</w:t>
-        </w:r>
-      </w:hyperlink>
+      <w:r>
+        <w:rPr>
+          <w:lang w:val="zh_TW" w:bidi="zh_TW"/>
+        </w:rPr>
+        <w:t>11–13</w:t>
+      </w:r>
       <w:r>
         <w:rPr>
           <w:lang w:val="zh_TW" w:bidi="zh_TW"/>
@@ -1231,54 +967,36 @@
         </w:rPr>
         <w:t>的意思是「按人所當得的報償」（giving what is due），通常是指對惡行的懲罰。這個觀念源於人們相信世界有其道德秩序，而這秩序必須維持，或在破壞後恢復（見</w:t>
       </w:r>
-      <w:hyperlink r:id="rId54">
-        <w:r>
-          <w:rPr>
-            <w:lang w:val="zh_TW" w:bidi="zh_TW"/>
-          </w:rPr>
-          <w:rPr>
-            <w:color w:val="0000EE"/>
-            <w:u w:val="single"/>
-          </w:rPr>
-          <w:t>詩7:14–16</w:t>
-        </w:r>
-      </w:hyperlink>
+      <w:r>
+        <w:rPr>
+          <w:lang w:val="zh_TW" w:bidi="zh_TW"/>
+        </w:rPr>
+        <w:t>詩7:14–16</w:t>
+      </w:r>
       <w:r>
         <w:rPr>
           <w:lang w:val="zh_TW" w:bidi="zh_TW"/>
         </w:rPr>
         <w:t>；</w:t>
       </w:r>
-      <w:hyperlink r:id="rId55">
-        <w:r>
-          <w:rPr>
-            <w:lang w:val="zh_TW" w:bidi="zh_TW"/>
-          </w:rPr>
-          <w:rPr>
-            <w:color w:val="0000EE"/>
-            <w:u w:val="single"/>
-          </w:rPr>
-          <w:t>箴11:17–21</w:t>
-        </w:r>
-      </w:hyperlink>
+      <w:r>
+        <w:rPr>
+          <w:lang w:val="zh_TW" w:bidi="zh_TW"/>
+        </w:rPr>
+        <w:t>箴11:17–21</w:t>
+      </w:r>
       <w:r>
         <w:rPr>
           <w:lang w:val="zh_TW" w:bidi="zh_TW"/>
         </w:rPr>
         <w:t>，</w:t>
       </w:r>
-      <w:hyperlink r:id="rId56">
-        <w:r>
-          <w:rPr>
-            <w:lang w:val="zh_TW" w:bidi="zh_TW"/>
-          </w:rPr>
-          <w:rPr>
-            <w:color w:val="0000EE"/>
-            <w:u w:val="single"/>
-          </w:rPr>
-          <w:t>26:27</w:t>
-        </w:r>
-      </w:hyperlink>
+      <w:r>
+        <w:rPr>
+          <w:lang w:val="zh_TW" w:bidi="zh_TW"/>
+        </w:rPr>
+        <w:t>26:27</w:t>
+      </w:r>
       <w:r>
         <w:rPr>
           <w:lang w:val="zh_TW" w:bidi="zh_TW"/>
@@ -1299,18 +1017,12 @@
         </w:rPr>
         <w:t>神透過伸張公義、懲罰惡行、獎賞善行來維護世界的道德秩序（</w:t>
       </w:r>
-      <w:hyperlink r:id="rId57">
-        <w:r>
-          <w:rPr>
-            <w:lang w:val="zh_TW" w:bidi="zh_TW"/>
-          </w:rPr>
-          <w:rPr>
-            <w:color w:val="0000EE"/>
-            <w:u w:val="single"/>
-          </w:rPr>
-          <w:t>加6:7–8</w:t>
-        </w:r>
-      </w:hyperlink>
+      <w:r>
+        <w:rPr>
+          <w:lang w:val="zh_TW" w:bidi="zh_TW"/>
+        </w:rPr>
+        <w:t>加6:7–8</w:t>
+      </w:r>
       <w:r>
         <w:rPr>
           <w:lang w:val="zh_TW" w:bidi="zh_TW"/>
@@ -1349,18 +1061,12 @@
         </w:rPr>
         <w:t>神審判亞當與夏娃，將他們逐出伊甸園（</w:t>
       </w:r>
-      <w:hyperlink r:id="rId58">
-        <w:r>
-          <w:rPr>
-            <w:lang w:val="zh_TW" w:bidi="zh_TW"/>
-          </w:rPr>
-          <w:rPr>
-            <w:color w:val="0000EE"/>
-            <w:u w:val="single"/>
-          </w:rPr>
-          <w:t>創3:8–24</w:t>
-        </w:r>
-      </w:hyperlink>
+      <w:r>
+        <w:rPr>
+          <w:lang w:val="zh_TW" w:bidi="zh_TW"/>
+        </w:rPr>
+        <w:t>創3:8–24</w:t>
+      </w:r>
       <w:r>
         <w:rPr>
           <w:lang w:val="zh_TW" w:bidi="zh_TW"/>
@@ -1385,18 +1091,12 @@
         </w:rPr>
         <w:t>神因該隱殺害他的兄弟亞伯而懲罰他（</w:t>
       </w:r>
-      <w:hyperlink r:id="rId59">
-        <w:r>
-          <w:rPr>
-            <w:lang w:val="zh_TW" w:bidi="zh_TW"/>
-          </w:rPr>
-          <w:rPr>
-            <w:color w:val="0000EE"/>
-            <w:u w:val="single"/>
-          </w:rPr>
-          <w:t>4:10–15</w:t>
-        </w:r>
-      </w:hyperlink>
+      <w:r>
+        <w:rPr>
+          <w:lang w:val="zh_TW" w:bidi="zh_TW"/>
+        </w:rPr>
+        <w:t>4:10–15</w:t>
+      </w:r>
       <w:r>
         <w:rPr>
           <w:lang w:val="zh_TW" w:bidi="zh_TW"/>
@@ -1421,18 +1121,12 @@
         </w:rPr>
         <w:t>神降下洪水（</w:t>
       </w:r>
-      <w:hyperlink r:id="rId60">
-        <w:r>
-          <w:rPr>
-            <w:lang w:val="zh_TW" w:bidi="zh_TW"/>
-          </w:rPr>
-          <w:rPr>
-            <w:color w:val="0000EE"/>
-            <w:u w:val="single"/>
-          </w:rPr>
-          <w:t>6–7章</w:t>
-        </w:r>
-      </w:hyperlink>
+      <w:r>
+        <w:rPr>
+          <w:lang w:val="zh_TW" w:bidi="zh_TW"/>
+        </w:rPr>
+        <w:t>6–7章</w:t>
+      </w:r>
       <w:r>
         <w:rPr>
           <w:lang w:val="zh_TW" w:bidi="zh_TW"/>
@@ -1453,66 +1147,42 @@
         </w:rPr>
         <w:t>這些事件顯明，那位掌管萬有的神會施行公義審判，這是祂良善計劃中的一部份（另見</w:t>
       </w:r>
-      <w:hyperlink r:id="rId61">
-        <w:r>
-          <w:rPr>
-            <w:lang w:val="zh_TW" w:bidi="zh_TW"/>
-          </w:rPr>
-          <w:rPr>
-            <w:color w:val="0000EE"/>
-            <w:u w:val="single"/>
-          </w:rPr>
-          <w:t>民16</w:t>
-        </w:r>
-      </w:hyperlink>
+      <w:r>
+        <w:rPr>
+          <w:lang w:val="zh_TW" w:bidi="zh_TW"/>
+        </w:rPr>
+        <w:t>民16</w:t>
+      </w:r>
       <w:r>
         <w:rPr>
           <w:lang w:val="zh_TW" w:bidi="zh_TW"/>
         </w:rPr>
         <w:t>；</w:t>
       </w:r>
-      <w:hyperlink r:id="rId62">
-        <w:r>
-          <w:rPr>
-            <w:lang w:val="zh_TW" w:bidi="zh_TW"/>
-          </w:rPr>
-          <w:rPr>
-            <w:color w:val="0000EE"/>
-            <w:u w:val="single"/>
-          </w:rPr>
-          <w:t>申30:15–20</w:t>
-        </w:r>
-      </w:hyperlink>
+      <w:r>
+        <w:rPr>
+          <w:lang w:val="zh_TW" w:bidi="zh_TW"/>
+        </w:rPr>
+        <w:t>申30:15–20</w:t>
+      </w:r>
       <w:r>
         <w:rPr>
           <w:lang w:val="zh_TW" w:bidi="zh_TW"/>
         </w:rPr>
         <w:t>；</w:t>
       </w:r>
-      <w:hyperlink r:id="rId63">
-        <w:r>
-          <w:rPr>
-            <w:lang w:val="zh_TW" w:bidi="zh_TW"/>
-          </w:rPr>
-          <w:rPr>
-            <w:color w:val="0000EE"/>
-            <w:u w:val="single"/>
-          </w:rPr>
-          <w:t>書7；</w:t>
-        </w:r>
-      </w:hyperlink>
-      <w:hyperlink r:id="rId64">
-        <w:r>
-          <w:rPr>
-            <w:lang w:val="zh_TW" w:bidi="zh_TW"/>
-          </w:rPr>
-          <w:rPr>
-            <w:color w:val="0000EE"/>
-            <w:u w:val="single"/>
-          </w:rPr>
-          <w:t>彌2:1–3</w:t>
-        </w:r>
-      </w:hyperlink>
+      <w:r>
+        <w:rPr>
+          <w:lang w:val="zh_TW" w:bidi="zh_TW"/>
+        </w:rPr>
+        <w:t>書7；</w:t>
+      </w:r>
+      <w:r>
+        <w:rPr>
+          <w:lang w:val="zh_TW" w:bidi="zh_TW"/>
+        </w:rPr>
+        <w:t>彌2:1–3</w:t>
+      </w:r>
       <w:r>
         <w:rPr>
           <w:lang w:val="zh_TW" w:bidi="zh_TW"/>
@@ -1533,126 +1203,84 @@
         </w:rPr>
         <w:t>報應是神彰顯祂公義的方式，藉此潔淨世界，為祂和平的國度預備道路。透過報應，神宣告祂對萬有的統治，並向那些抗拒祂統治或違背祂誡命的人施行審判（</w:t>
       </w:r>
-      <w:hyperlink r:id="rId65">
-        <w:r>
-          <w:rPr>
-            <w:lang w:val="zh_TW" w:bidi="zh_TW"/>
-          </w:rPr>
-          <w:rPr>
-            <w:color w:val="0000EE"/>
-            <w:u w:val="single"/>
-          </w:rPr>
-          <w:t>申7:10</w:t>
-        </w:r>
-      </w:hyperlink>
+      <w:r>
+        <w:rPr>
+          <w:lang w:val="zh_TW" w:bidi="zh_TW"/>
+        </w:rPr>
+        <w:t>申7:10</w:t>
+      </w:r>
       <w:r>
         <w:rPr>
           <w:lang w:val="zh_TW" w:bidi="zh_TW"/>
         </w:rPr>
         <w:t>；</w:t>
       </w:r>
-      <w:hyperlink r:id="rId66">
-        <w:r>
-          <w:rPr>
-            <w:lang w:val="zh_TW" w:bidi="zh_TW"/>
-          </w:rPr>
-          <w:rPr>
-            <w:color w:val="0000EE"/>
-            <w:u w:val="single"/>
-          </w:rPr>
-          <w:t>詩149</w:t>
-        </w:r>
-      </w:hyperlink>
+      <w:r>
+        <w:rPr>
+          <w:lang w:val="zh_TW" w:bidi="zh_TW"/>
+        </w:rPr>
+        <w:t>詩149</w:t>
+      </w:r>
       <w:r>
         <w:rPr>
           <w:lang w:val="zh_TW" w:bidi="zh_TW"/>
         </w:rPr>
         <w:t>；</w:t>
       </w:r>
-      <w:hyperlink r:id="rId67">
-        <w:r>
-          <w:rPr>
-            <w:lang w:val="zh_TW" w:bidi="zh_TW"/>
-          </w:rPr>
-          <w:rPr>
-            <w:color w:val="0000EE"/>
-            <w:u w:val="single"/>
-          </w:rPr>
-          <w:t>箴15:25</w:t>
-        </w:r>
-      </w:hyperlink>
+      <w:r>
+        <w:rPr>
+          <w:lang w:val="zh_TW" w:bidi="zh_TW"/>
+        </w:rPr>
+        <w:t>箴15:25</w:t>
+      </w:r>
       <w:r>
         <w:rPr>
           <w:lang w:val="zh_TW" w:bidi="zh_TW"/>
         </w:rPr>
         <w:t>；</w:t>
       </w:r>
-      <w:hyperlink r:id="rId68">
-        <w:r>
-          <w:rPr>
-            <w:lang w:val="zh_TW" w:bidi="zh_TW"/>
-          </w:rPr>
-          <w:rPr>
-            <w:color w:val="0000EE"/>
-            <w:u w:val="single"/>
-          </w:rPr>
-          <w:t>彌5:15</w:t>
-        </w:r>
-      </w:hyperlink>
+      <w:r>
+        <w:rPr>
+          <w:lang w:val="zh_TW" w:bidi="zh_TW"/>
+        </w:rPr>
+        <w:t>彌5:15</w:t>
+      </w:r>
       <w:r>
         <w:rPr>
           <w:lang w:val="zh_TW" w:bidi="zh_TW"/>
         </w:rPr>
         <w:t>；</w:t>
       </w:r>
-      <w:hyperlink r:id="rId69">
-        <w:r>
-          <w:rPr>
-            <w:lang w:val="zh_TW" w:bidi="zh_TW"/>
-          </w:rPr>
-          <w:rPr>
-            <w:color w:val="0000EE"/>
-            <w:u w:val="single"/>
-          </w:rPr>
-          <w:t>林前16:22</w:t>
-        </w:r>
-      </w:hyperlink>
+      <w:r>
+        <w:rPr>
+          <w:lang w:val="zh_TW" w:bidi="zh_TW"/>
+        </w:rPr>
+        <w:t>林前16:22</w:t>
+      </w:r>
       <w:r>
         <w:rPr>
           <w:lang w:val="zh_TW" w:bidi="zh_TW"/>
         </w:rPr>
         <w:t>；</w:t>
       </w:r>
-      <w:hyperlink r:id="rId70">
-        <w:r>
-          <w:rPr>
-            <w:lang w:val="zh_TW" w:bidi="zh_TW"/>
-          </w:rPr>
-          <w:rPr>
-            <w:color w:val="0000EE"/>
-            <w:u w:val="single"/>
-          </w:rPr>
-          <w:t>加1:8–9</w:t>
-        </w:r>
-      </w:hyperlink>
+      <w:r>
+        <w:rPr>
+          <w:lang w:val="zh_TW" w:bidi="zh_TW"/>
+        </w:rPr>
+        <w:t>加1:8–9</w:t>
+      </w:r>
       <w:r>
         <w:rPr>
           <w:lang w:val="zh_TW" w:bidi="zh_TW"/>
         </w:rPr>
         <w:t>；</w:t>
       </w:r>
-      <w:hyperlink r:id="rId71">
-        <w:r>
-          <w:rPr>
-            <w:lang w:val="zh_TW" w:bidi="zh_TW"/>
-          </w:rPr>
-          <w:rPr>
-            <w:color w:val="0000EE"/>
-            <w:u w:val="single"/>
-          </w:rPr>
-          <w:t>帖後1:5–10</w:t>
-        </w:r>
-      </w:hyperlink>
+      <w:r>
+        <w:rPr>
+          <w:lang w:val="zh_TW" w:bidi="zh_TW"/>
+        </w:rPr>
+        <w:t>帖後1:5–10</w:t>
+      </w:r>
       <w:r>
         <w:rPr>
           <w:lang w:val="zh_TW" w:bidi="zh_TW"/>
@@ -1673,162 +1301,108 @@
         </w:rPr>
         <w:t>對於神的子民而言，報應也是祂管教的方式，目的是要恢復與他們之間的盟約關係（見</w:t>
       </w:r>
-      <w:hyperlink r:id="rId72">
-        <w:r>
-          <w:rPr>
-            <w:lang w:val="zh_TW" w:bidi="zh_TW"/>
-          </w:rPr>
-          <w:rPr>
-            <w:color w:val="0000EE"/>
-            <w:u w:val="single"/>
-          </w:rPr>
-          <w:t>賽44:22</w:t>
-        </w:r>
-      </w:hyperlink>
+      <w:r>
+        <w:rPr>
+          <w:lang w:val="zh_TW" w:bidi="zh_TW"/>
+        </w:rPr>
+        <w:t>賽44:22</w:t>
+      </w:r>
       <w:r>
         <w:rPr>
           <w:lang w:val="zh_TW" w:bidi="zh_TW"/>
         </w:rPr>
         <w:t>；</w:t>
       </w:r>
-      <w:hyperlink r:id="rId73">
-        <w:r>
-          <w:rPr>
-            <w:lang w:val="zh_TW" w:bidi="zh_TW"/>
-          </w:rPr>
-          <w:rPr>
-            <w:color w:val="0000EE"/>
-            <w:u w:val="single"/>
-          </w:rPr>
-          <w:t>耶3:12–14</w:t>
-        </w:r>
-      </w:hyperlink>
+      <w:r>
+        <w:rPr>
+          <w:lang w:val="zh_TW" w:bidi="zh_TW"/>
+        </w:rPr>
+        <w:t>耶3:12–14</w:t>
+      </w:r>
       <w:r>
         <w:rPr>
           <w:lang w:val="zh_TW" w:bidi="zh_TW"/>
         </w:rPr>
         <w:t>；</w:t>
       </w:r>
-      <w:hyperlink r:id="rId74">
-        <w:r>
-          <w:rPr>
-            <w:lang w:val="zh_TW" w:bidi="zh_TW"/>
-          </w:rPr>
-          <w:rPr>
-            <w:color w:val="0000EE"/>
-            <w:u w:val="single"/>
-          </w:rPr>
-          <w:t>哀3:19–33</w:t>
-        </w:r>
-      </w:hyperlink>
+      <w:r>
+        <w:rPr>
+          <w:lang w:val="zh_TW" w:bidi="zh_TW"/>
+        </w:rPr>
+        <w:t>哀3:19–33</w:t>
+      </w:r>
       <w:r>
         <w:rPr>
           <w:lang w:val="zh_TW" w:bidi="zh_TW"/>
         </w:rPr>
         <w:t>；</w:t>
       </w:r>
-      <w:hyperlink r:id="rId75">
-        <w:r>
-          <w:rPr>
-            <w:lang w:val="zh_TW" w:bidi="zh_TW"/>
-          </w:rPr>
-          <w:rPr>
-            <w:color w:val="0000EE"/>
-            <w:u w:val="single"/>
-          </w:rPr>
-          <w:t>何14:1–2</w:t>
-        </w:r>
-      </w:hyperlink>
+      <w:r>
+        <w:rPr>
+          <w:lang w:val="zh_TW" w:bidi="zh_TW"/>
+        </w:rPr>
+        <w:t>何14:1–2</w:t>
+      </w:r>
       <w:r>
         <w:rPr>
           <w:lang w:val="zh_TW" w:bidi="zh_TW"/>
         </w:rPr>
         <w:t>；</w:t>
       </w:r>
-      <w:hyperlink r:id="rId76">
-        <w:r>
-          <w:rPr>
-            <w:lang w:val="zh_TW" w:bidi="zh_TW"/>
-          </w:rPr>
-          <w:rPr>
-            <w:color w:val="0000EE"/>
-            <w:u w:val="single"/>
-          </w:rPr>
-          <w:t>珥2:12–13</w:t>
-        </w:r>
-      </w:hyperlink>
+      <w:r>
+        <w:rPr>
+          <w:lang w:val="zh_TW" w:bidi="zh_TW"/>
+        </w:rPr>
+        <w:t>珥2:12–13</w:t>
+      </w:r>
       <w:r>
         <w:rPr>
           <w:lang w:val="zh_TW" w:bidi="zh_TW"/>
         </w:rPr>
         <w:t>；另見</w:t>
       </w:r>
-      <w:hyperlink r:id="rId77">
-        <w:r>
-          <w:rPr>
-            <w:lang w:val="zh_TW" w:bidi="zh_TW"/>
-          </w:rPr>
-          <w:rPr>
-            <w:color w:val="0000EE"/>
-            <w:u w:val="single"/>
-          </w:rPr>
-          <w:t>來12:5–11</w:t>
-        </w:r>
-      </w:hyperlink>
+      <w:r>
+        <w:rPr>
+          <w:lang w:val="zh_TW" w:bidi="zh_TW"/>
+        </w:rPr>
+        <w:t>來12:5–11</w:t>
+      </w:r>
       <w:r>
         <w:rPr>
           <w:lang w:val="zh_TW" w:bidi="zh_TW"/>
         </w:rPr>
         <w:t>）。當神的子民經歷祂的管教時，他們可以以盼望回應，因為神的真理與公義終將得勝（</w:t>
       </w:r>
-      <w:hyperlink r:id="rId78">
-        <w:r>
-          <w:rPr>
-            <w:lang w:val="zh_TW" w:bidi="zh_TW"/>
-          </w:rPr>
-          <w:rPr>
-            <w:color w:val="0000EE"/>
-            <w:u w:val="single"/>
-          </w:rPr>
-          <w:t>詩58:10–11</w:t>
-        </w:r>
-      </w:hyperlink>
+      <w:r>
+        <w:rPr>
+          <w:lang w:val="zh_TW" w:bidi="zh_TW"/>
+        </w:rPr>
+        <w:t>詩58:10–11</w:t>
+      </w:r>
       <w:r>
         <w:rPr>
           <w:lang w:val="zh_TW" w:bidi="zh_TW"/>
         </w:rPr>
         <w:t>）。神必救贖並恢復那些信靠祂的人（</w:t>
       </w:r>
-      <w:hyperlink r:id="rId79">
-        <w:r>
-          <w:rPr>
-            <w:lang w:val="zh_TW" w:bidi="zh_TW"/>
-          </w:rPr>
-          <w:rPr>
-            <w:color w:val="0000EE"/>
-            <w:u w:val="single"/>
-          </w:rPr>
-          <w:t>利26:40–45</w:t>
-        </w:r>
-      </w:hyperlink>
+      <w:r>
+        <w:rPr>
+          <w:lang w:val="zh_TW" w:bidi="zh_TW"/>
+        </w:rPr>
+        <w:t>利26:40–45</w:t>
+      </w:r>
       <w:r>
         <w:rPr>
           <w:lang w:val="zh_TW" w:bidi="zh_TW"/>
         </w:rPr>
         <w:t>；</w:t>
       </w:r>
-      <w:hyperlink r:id="rId80">
-        <w:r>
-          <w:rPr>
-            <w:lang w:val="zh_TW" w:bidi="zh_TW"/>
-          </w:rPr>
-          <w:rPr>
-            <w:color w:val="0000EE"/>
-            <w:u w:val="single"/>
-          </w:rPr>
-          <w:t>何2:2–23</w:t>
-        </w:r>
-      </w:hyperlink>
+      <w:r>
+        <w:rPr>
+          <w:lang w:val="zh_TW" w:bidi="zh_TW"/>
+        </w:rPr>
+        <w:t>何2:2–23</w:t>
+      </w:r>
       <w:r>
         <w:rPr>
           <w:lang w:val="zh_TW" w:bidi="zh_TW"/>
@@ -1858,234 +1432,156 @@
           <w:lang w:val="zh_TW" w:bidi="zh_TW"/>
         </w:rPr>
       </w:r>
-      <w:hyperlink r:id="rId60">
-        <w:r>
-          <w:rPr>
-            <w:lang w:val="zh_TW" w:bidi="zh_TW"/>
-          </w:rPr>
-          <w:rPr>
-            <w:color w:val="0000EE"/>
-            <w:u w:val="single"/>
-          </w:rPr>
-          <w:t>創6:1–7:24</w:t>
-        </w:r>
-      </w:hyperlink>
+      <w:r>
+        <w:rPr>
+          <w:lang w:val="zh_TW" w:bidi="zh_TW"/>
+        </w:rPr>
+        <w:t>創6:1–7:24</w:t>
+      </w:r>
       <w:r>
         <w:rPr>
           <w:lang w:val="zh_TW" w:bidi="zh_TW"/>
         </w:rPr>
         <w:t>；</w:t>
       </w:r>
-      <w:hyperlink r:id="rId81">
-        <w:r>
-          <w:rPr>
-            <w:lang w:val="zh_TW" w:bidi="zh_TW"/>
-          </w:rPr>
-          <w:rPr>
-            <w:color w:val="0000EE"/>
-            <w:u w:val="single"/>
-          </w:rPr>
-          <w:t>利26:14–39</w:t>
-        </w:r>
-      </w:hyperlink>
+      <w:r>
+        <w:rPr>
+          <w:lang w:val="zh_TW" w:bidi="zh_TW"/>
+        </w:rPr>
+        <w:t>利26:14–39</w:t>
+      </w:r>
       <w:r>
         <w:rPr>
           <w:lang w:val="zh_TW" w:bidi="zh_TW"/>
         </w:rPr>
         <w:t>；</w:t>
       </w:r>
-      <w:hyperlink r:id="rId82">
-        <w:r>
-          <w:rPr>
-            <w:lang w:val="zh_TW" w:bidi="zh_TW"/>
-          </w:rPr>
-          <w:rPr>
-            <w:color w:val="0000EE"/>
-            <w:u w:val="single"/>
-          </w:rPr>
-          <w:t>詩7:6–17</w:t>
-        </w:r>
-      </w:hyperlink>
+      <w:r>
+        <w:rPr>
+          <w:lang w:val="zh_TW" w:bidi="zh_TW"/>
+        </w:rPr>
+        <w:t>詩7:6–17</w:t>
+      </w:r>
       <w:r>
         <w:rPr>
           <w:lang w:val="zh_TW" w:bidi="zh_TW"/>
         </w:rPr>
         <w:t>，</w:t>
       </w:r>
-      <w:hyperlink r:id="rId83">
-        <w:r>
-          <w:rPr>
-            <w:lang w:val="zh_TW" w:bidi="zh_TW"/>
-          </w:rPr>
-          <w:rPr>
-            <w:color w:val="0000EE"/>
-            <w:u w:val="single"/>
-          </w:rPr>
-          <w:t>57:6</w:t>
-        </w:r>
-      </w:hyperlink>
+      <w:r>
+        <w:rPr>
+          <w:lang w:val="zh_TW" w:bidi="zh_TW"/>
+        </w:rPr>
+        <w:t>57:6</w:t>
+      </w:r>
       <w:r>
         <w:rPr>
           <w:lang w:val="zh_TW" w:bidi="zh_TW"/>
         </w:rPr>
         <w:t>，</w:t>
       </w:r>
-      <w:hyperlink r:id="rId84">
-        <w:r>
-          <w:rPr>
-            <w:lang w:val="zh_TW" w:bidi="zh_TW"/>
-          </w:rPr>
-          <w:rPr>
-            <w:color w:val="0000EE"/>
-            <w:u w:val="single"/>
-          </w:rPr>
-          <w:t>95:8–11</w:t>
-        </w:r>
-      </w:hyperlink>
+      <w:r>
+        <w:rPr>
+          <w:lang w:val="zh_TW" w:bidi="zh_TW"/>
+        </w:rPr>
+        <w:t>95:8–11</w:t>
+      </w:r>
       <w:r>
         <w:rPr>
           <w:lang w:val="zh_TW" w:bidi="zh_TW"/>
         </w:rPr>
         <w:t>；</w:t>
       </w:r>
-      <w:hyperlink r:id="rId85">
-        <w:r>
-          <w:rPr>
-            <w:lang w:val="zh_TW" w:bidi="zh_TW"/>
-          </w:rPr>
-          <w:rPr>
-            <w:color w:val="0000EE"/>
-            <w:u w:val="single"/>
-          </w:rPr>
-          <w:t>箴6:27–35</w:t>
-        </w:r>
-      </w:hyperlink>
+      <w:r>
+        <w:rPr>
+          <w:lang w:val="zh_TW" w:bidi="zh_TW"/>
+        </w:rPr>
+        <w:t>箴6:27–35</w:t>
+      </w:r>
       <w:r>
         <w:rPr>
           <w:lang w:val="zh_TW" w:bidi="zh_TW"/>
         </w:rPr>
         <w:t>，</w:t>
       </w:r>
-      <w:hyperlink r:id="rId56">
-        <w:r>
-          <w:rPr>
-            <w:lang w:val="zh_TW" w:bidi="zh_TW"/>
-          </w:rPr>
-          <w:rPr>
-            <w:color w:val="0000EE"/>
-            <w:u w:val="single"/>
-          </w:rPr>
-          <w:t>26:27</w:t>
-        </w:r>
-      </w:hyperlink>
+      <w:r>
+        <w:rPr>
+          <w:lang w:val="zh_TW" w:bidi="zh_TW"/>
+        </w:rPr>
+        <w:t>26:27</w:t>
+      </w:r>
       <w:r>
         <w:rPr>
           <w:lang w:val="zh_TW" w:bidi="zh_TW"/>
         </w:rPr>
         <w:t>；</w:t>
       </w:r>
-      <w:hyperlink r:id="rId64">
-        <w:r>
-          <w:rPr>
-            <w:lang w:val="zh_TW" w:bidi="zh_TW"/>
-          </w:rPr>
-          <w:rPr>
-            <w:color w:val="0000EE"/>
-            <w:u w:val="single"/>
-          </w:rPr>
-          <w:t>彌2:1–3</w:t>
-        </w:r>
-      </w:hyperlink>
+      <w:r>
+        <w:rPr>
+          <w:lang w:val="zh_TW" w:bidi="zh_TW"/>
+        </w:rPr>
+        <w:t>彌2:1–3</w:t>
+      </w:r>
       <w:r>
         <w:rPr>
           <w:lang w:val="zh_TW" w:bidi="zh_TW"/>
         </w:rPr>
         <w:t>；</w:t>
       </w:r>
-      <w:hyperlink r:id="rId86">
-        <w:r>
-          <w:rPr>
-            <w:lang w:val="zh_TW" w:bidi="zh_TW"/>
-          </w:rPr>
-          <w:rPr>
-            <w:color w:val="0000EE"/>
-            <w:u w:val="single"/>
-          </w:rPr>
-          <w:t>羅2:5–16</w:t>
-        </w:r>
-      </w:hyperlink>
+      <w:r>
+        <w:rPr>
+          <w:lang w:val="zh_TW" w:bidi="zh_TW"/>
+        </w:rPr>
+        <w:t>羅2:5–16</w:t>
+      </w:r>
       <w:r>
         <w:rPr>
           <w:lang w:val="zh_TW" w:bidi="zh_TW"/>
         </w:rPr>
         <w:t>；</w:t>
       </w:r>
-      <w:hyperlink r:id="rId57">
-        <w:r>
-          <w:rPr>
-            <w:lang w:val="zh_TW" w:bidi="zh_TW"/>
-          </w:rPr>
-          <w:rPr>
-            <w:color w:val="0000EE"/>
-            <w:u w:val="single"/>
-          </w:rPr>
-          <w:t>加6:7–8</w:t>
-        </w:r>
-      </w:hyperlink>
+      <w:r>
+        <w:rPr>
+          <w:lang w:val="zh_TW" w:bidi="zh_TW"/>
+        </w:rPr>
+        <w:t>加6:7–8</w:t>
+      </w:r>
       <w:r>
         <w:rPr>
           <w:lang w:val="zh_TW" w:bidi="zh_TW"/>
         </w:rPr>
         <w:t>；</w:t>
       </w:r>
-      <w:hyperlink r:id="rId87">
-        <w:r>
-          <w:rPr>
-            <w:lang w:val="zh_TW" w:bidi="zh_TW"/>
-          </w:rPr>
-          <w:rPr>
-            <w:color w:val="0000EE"/>
-            <w:u w:val="single"/>
-          </w:rPr>
-          <w:t>來10:26–31</w:t>
-        </w:r>
-      </w:hyperlink>
+      <w:r>
+        <w:rPr>
+          <w:lang w:val="zh_TW" w:bidi="zh_TW"/>
+        </w:rPr>
+        <w:t>來10:26–31</w:t>
+      </w:r>
       <w:r>
         <w:rPr>
           <w:lang w:val="zh_TW" w:bidi="zh_TW"/>
         </w:rPr>
         <w:t>，</w:t>
       </w:r>
-      <w:hyperlink r:id="rId77">
-        <w:r>
-          <w:rPr>
-            <w:lang w:val="zh_TW" w:bidi="zh_TW"/>
-          </w:rPr>
-          <w:rPr>
-            <w:color w:val="0000EE"/>
-            <w:u w:val="single"/>
-          </w:rPr>
-          <w:t>12:5–11</w:t>
-        </w:r>
-      </w:hyperlink>
+      <w:r>
+        <w:rPr>
+          <w:lang w:val="zh_TW" w:bidi="zh_TW"/>
+        </w:rPr>
+        <w:t>12:5–11</w:t>
+      </w:r>
       <w:r>
         <w:rPr>
           <w:lang w:val="zh_TW" w:bidi="zh_TW"/>
         </w:rPr>
         <w:t>、</w:t>
       </w:r>
-      <w:hyperlink r:id="rId88">
-        <w:r>
-          <w:rPr>
-            <w:lang w:val="zh_TW" w:bidi="zh_TW"/>
-          </w:rPr>
-          <w:rPr>
-            <w:color w:val="0000EE"/>
-            <w:u w:val="single"/>
-          </w:rPr>
-          <w:t>25–29</w:t>
-        </w:r>
-      </w:hyperlink>
+      <w:r>
+        <w:rPr>
+          <w:lang w:val="zh_TW" w:bidi="zh_TW"/>
+        </w:rPr>
+        <w:t>25–29</w:t>
+      </w:r>
       <w:r>
         <w:rPr>
           <w:lang w:val="zh_TW" w:bidi="zh_TW"/>
